--- a/zht/docx/19.content.docx
+++ b/zht/docx/19.content.docx
@@ -19,7 +19,7 @@
         <w:rPr>
           <w:lang w:val="zh_TW" w:bidi="zh_TW"/>
         </w:rPr>
-        <w:t>Resource: 研讀筆記 - 書籍簡介 (Tyndale)</w:t>
+        <w:t>Resource: Tyndale Open Study Notes</w:t>
       </w:r>
       <w:r>
         <w:rPr>
@@ -112,7 +112,7 @@
         <w:rPr>
           <w:lang w:val="zh_TW" w:bidi="zh_TW"/>
         </w:rPr>
-        <w:t>研讀筆記 - 書籍簡介 (Tyndale)</w:t>
+        <w:t>Tyndale Open Study Notes</w:t>
       </w:r>
     </w:p>
     <w:p>

--- a/zht/docx/19.content.docx
+++ b/zht/docx/19.content.docx
@@ -19,7 +19,7 @@
         <w:rPr>
           <w:lang w:val="zh_TW" w:bidi="zh_TW"/>
         </w:rPr>
-        <w:t>Resource: Tyndale Open Study Notes</w:t>
+        <w:t>Resource: Aquifer Open Study Notes (Book Intros)</w:t>
       </w:r>
       <w:r>
         <w:rPr>
@@ -112,7 +112,7 @@
         <w:rPr>
           <w:lang w:val="zh_TW" w:bidi="zh_TW"/>
         </w:rPr>
-        <w:t>Tyndale Open Study Notes</w:t>
+        <w:t>Aquifer Open Study Notes (Book Intros)</w:t>
       </w:r>
     </w:p>
     <w:p>

--- a/zht/docx/19.content.docx
+++ b/zht/docx/19.content.docx
@@ -258,18 +258,12 @@
         </w:rPr>
         <w:t>詩篇與所有的聖經經文一樣，都是神所默示的（見</w:t>
       </w:r>
-      <w:hyperlink r:id="rId13">
-        <w:r>
-          <w:rPr>
-            <w:lang w:val="zh_TW" w:bidi="zh_TW"/>
-          </w:rPr>
-          <w:rPr>
-            <w:color w:val="0000EE"/>
-            <w:u w:val="single"/>
-          </w:rPr>
-          <w:t>提後3:16</w:t>
-        </w:r>
-      </w:hyperlink>
+      <w:r>
+        <w:rPr>
+          <w:lang w:val="zh_TW" w:bidi="zh_TW"/>
+        </w:rPr>
+        <w:t>提後3:16</w:t>
+      </w:r>
       <w:r>
         <w:rPr>
           <w:lang w:val="zh_TW" w:bidi="zh_TW"/>
@@ -290,36 +284,24 @@
         </w:rPr>
         <w:t>首兩篇詩篇是整卷詩篇的簡介。</w:t>
       </w:r>
-      <w:hyperlink r:id="rId14">
-        <w:r>
-          <w:rPr>
-            <w:lang w:val="zh_TW" w:bidi="zh_TW"/>
-          </w:rPr>
-          <w:rPr>
-            <w:color w:val="0000EE"/>
-            <w:u w:val="single"/>
-          </w:rPr>
-          <w:t>詩篇第一篇</w:t>
-        </w:r>
-      </w:hyperlink>
+      <w:r>
+        <w:rPr>
+          <w:lang w:val="zh_TW" w:bidi="zh_TW"/>
+        </w:rPr>
+        <w:t>詩篇第一篇</w:t>
+      </w:r>
       <w:r>
         <w:rPr>
           <w:lang w:val="zh_TW" w:bidi="zh_TW"/>
         </w:rPr>
         <w:t>描述一個敬虔之人，他喜愛神，遵行神的教導，不受惡人的影響。</w:t>
       </w:r>
-      <w:hyperlink r:id="rId14">
-        <w:r>
-          <w:rPr>
-            <w:lang w:val="zh_TW" w:bidi="zh_TW"/>
-          </w:rPr>
-          <w:rPr>
-            <w:color w:val="0000EE"/>
-            <w:u w:val="single"/>
-          </w:rPr>
-          <w:t>詩篇第一篇</w:t>
-        </w:r>
-      </w:hyperlink>
+      <w:r>
+        <w:rPr>
+          <w:lang w:val="zh_TW" w:bidi="zh_TW"/>
+        </w:rPr>
+        <w:t>詩篇第一篇</w:t>
+      </w:r>
       <w:r>
         <w:rPr>
           <w:lang w:val="zh_TW" w:bidi="zh_TW"/>
@@ -334,36 +316,24 @@
           <w:lang w:val="zh_TW" w:bidi="zh_TW"/>
         </w:rPr>
       </w:r>
-      <w:hyperlink r:id="rId15">
-        <w:r>
-          <w:rPr>
-            <w:lang w:val="zh_TW" w:bidi="zh_TW"/>
-          </w:rPr>
-          <w:rPr>
-            <w:color w:val="0000EE"/>
-            <w:u w:val="single"/>
-          </w:rPr>
-          <w:t>詩篇第二篇</w:t>
-        </w:r>
-      </w:hyperlink>
+      <w:r>
+        <w:rPr>
+          <w:lang w:val="zh_TW" w:bidi="zh_TW"/>
+        </w:rPr>
+        <w:t>詩篇第二篇</w:t>
+      </w:r>
       <w:r>
         <w:rPr>
           <w:lang w:val="zh_TW" w:bidi="zh_TW"/>
         </w:rPr>
         <w:t>談到列國和惡人如何悖逆神的統治。神審判悖逆者，保護敬虔之人。</w:t>
       </w:r>
-      <w:hyperlink r:id="rId15">
-        <w:r>
-          <w:rPr>
-            <w:lang w:val="zh_TW" w:bidi="zh_TW"/>
-          </w:rPr>
-          <w:rPr>
-            <w:color w:val="0000EE"/>
-            <w:u w:val="single"/>
-          </w:rPr>
-          <w:t>詩篇第二篇</w:t>
-        </w:r>
-      </w:hyperlink>
+      <w:r>
+        <w:rPr>
+          <w:lang w:val="zh_TW" w:bidi="zh_TW"/>
+        </w:rPr>
+        <w:t>詩篇第二篇</w:t>
+      </w:r>
       <w:r>
         <w:rPr>
           <w:lang w:val="zh_TW" w:bidi="zh_TW"/>
@@ -431,72 +401,48 @@
         </w:rPr>
         <w:t>編輯將</w:t>
       </w:r>
-      <w:hyperlink r:id="rId14">
-        <w:r>
-          <w:rPr>
-            <w:lang w:val="zh_TW" w:bidi="zh_TW"/>
-          </w:rPr>
-          <w:rPr>
-            <w:color w:val="0000EE"/>
-            <w:u w:val="single"/>
-          </w:rPr>
-          <w:t>詩篇第一</w:t>
-        </w:r>
-      </w:hyperlink>
+      <w:r>
+        <w:rPr>
+          <w:lang w:val="zh_TW" w:bidi="zh_TW"/>
+        </w:rPr>
+        <w:t>詩篇第一</w:t>
+      </w:r>
       <w:r>
         <w:rPr>
           <w:lang w:val="zh_TW" w:bidi="zh_TW"/>
         </w:rPr>
         <w:t>和</w:t>
       </w:r>
-      <w:hyperlink r:id="rId15">
-        <w:r>
-          <w:rPr>
-            <w:lang w:val="zh_TW" w:bidi="zh_TW"/>
-          </w:rPr>
-          <w:rPr>
-            <w:color w:val="0000EE"/>
-            <w:u w:val="single"/>
-          </w:rPr>
-          <w:t>二篇</w:t>
-        </w:r>
-      </w:hyperlink>
+      <w:r>
+        <w:rPr>
+          <w:lang w:val="zh_TW" w:bidi="zh_TW"/>
+        </w:rPr>
+        <w:t>二篇</w:t>
+      </w:r>
       <w:r>
         <w:rPr>
           <w:lang w:val="zh_TW" w:bidi="zh_TW"/>
         </w:rPr>
         <w:t>放置為整卷詩篇的序言，這兩篇詩篇呈現了理想的形象：</w:t>
       </w:r>
-      <w:hyperlink r:id="rId14">
-        <w:r>
-          <w:rPr>
-            <w:lang w:val="zh_TW" w:bidi="zh_TW"/>
-          </w:rPr>
-          <w:rPr>
-            <w:color w:val="0000EE"/>
-            <w:u w:val="single"/>
-          </w:rPr>
-          <w:t>詩篇第一篇</w:t>
-        </w:r>
-      </w:hyperlink>
+      <w:r>
+        <w:rPr>
+          <w:lang w:val="zh_TW" w:bidi="zh_TW"/>
+        </w:rPr>
+        <w:t>詩篇第一篇</w:t>
+      </w:r>
       <w:r>
         <w:rPr>
           <w:lang w:val="zh_TW" w:bidi="zh_TW"/>
         </w:rPr>
         <w:t>描繪一個敬虔之人，他遵行神的律法，樂於遵守神的教導，而</w:t>
       </w:r>
-      <w:hyperlink r:id="rId15">
-        <w:r>
-          <w:rPr>
-            <w:lang w:val="zh_TW" w:bidi="zh_TW"/>
-          </w:rPr>
-          <w:rPr>
-            <w:color w:val="0000EE"/>
-            <w:u w:val="single"/>
-          </w:rPr>
-          <w:t>詩篇第二篇</w:t>
-        </w:r>
-      </w:hyperlink>
+      <w:r>
+        <w:rPr>
+          <w:lang w:val="zh_TW" w:bidi="zh_TW"/>
+        </w:rPr>
+        <w:t>詩篇第二篇</w:t>
+      </w:r>
       <w:r>
         <w:rPr>
           <w:lang w:val="zh_TW" w:bidi="zh_TW"/>
@@ -521,162 +467,108 @@
         </w:rPr>
         <w:t>單篇詩篇被收集成組，而這些詩篇的組合又被編排為五大卷：第一卷（</w:t>
       </w:r>
-      <w:hyperlink r:id="rId16">
-        <w:r>
-          <w:rPr>
-            <w:lang w:val="zh_TW" w:bidi="zh_TW"/>
-          </w:rPr>
-          <w:rPr>
-            <w:color w:val="0000EE"/>
-            <w:u w:val="single"/>
-          </w:rPr>
-          <w:t>詩1–41篇</w:t>
-        </w:r>
-      </w:hyperlink>
+      <w:r>
+        <w:rPr>
+          <w:lang w:val="zh_TW" w:bidi="zh_TW"/>
+        </w:rPr>
+        <w:t>詩1–41篇</w:t>
+      </w:r>
       <w:r>
         <w:rPr>
           <w:lang w:val="zh_TW" w:bidi="zh_TW"/>
         </w:rPr>
         <w:t>，在</w:t>
       </w:r>
-      <w:hyperlink r:id="rId17">
-        <w:r>
-          <w:rPr>
-            <w:lang w:val="zh_TW" w:bidi="zh_TW"/>
-          </w:rPr>
-          <w:rPr>
-            <w:color w:val="0000EE"/>
-            <w:u w:val="single"/>
-          </w:rPr>
-          <w:t>41:13</w:t>
-        </w:r>
-      </w:hyperlink>
+      <w:r>
+        <w:rPr>
+          <w:lang w:val="zh_TW" w:bidi="zh_TW"/>
+        </w:rPr>
+        <w:t>41:13</w:t>
+      </w:r>
       <w:r>
         <w:rPr>
           <w:lang w:val="zh_TW" w:bidi="zh_TW"/>
         </w:rPr>
         <w:t>以頌讚作結），第二卷（</w:t>
       </w:r>
-      <w:hyperlink r:id="rId18">
-        <w:r>
-          <w:rPr>
-            <w:lang w:val="zh_TW" w:bidi="zh_TW"/>
-          </w:rPr>
-          <w:rPr>
-            <w:color w:val="0000EE"/>
-            <w:u w:val="single"/>
-          </w:rPr>
-          <w:t>詩42–72篇</w:t>
-        </w:r>
-      </w:hyperlink>
+      <w:r>
+        <w:rPr>
+          <w:lang w:val="zh_TW" w:bidi="zh_TW"/>
+        </w:rPr>
+        <w:t>詩42–72篇</w:t>
+      </w:r>
       <w:r>
         <w:rPr>
           <w:lang w:val="zh_TW" w:bidi="zh_TW"/>
         </w:rPr>
         <w:t>，在</w:t>
       </w:r>
-      <w:hyperlink r:id="rId19">
-        <w:r>
-          <w:rPr>
-            <w:lang w:val="zh_TW" w:bidi="zh_TW"/>
-          </w:rPr>
-          <w:rPr>
-            <w:color w:val="0000EE"/>
-            <w:u w:val="single"/>
-          </w:rPr>
-          <w:t>72:19</w:t>
-        </w:r>
-      </w:hyperlink>
+      <w:r>
+        <w:rPr>
+          <w:lang w:val="zh_TW" w:bidi="zh_TW"/>
+        </w:rPr>
+        <w:t>72:19</w:t>
+      </w:r>
       <w:r>
         <w:rPr>
           <w:lang w:val="zh_TW" w:bidi="zh_TW"/>
         </w:rPr>
         <w:t>以頌讚作結），第三卷（</w:t>
       </w:r>
-      <w:hyperlink r:id="rId20">
-        <w:r>
-          <w:rPr>
-            <w:lang w:val="zh_TW" w:bidi="zh_TW"/>
-          </w:rPr>
-          <w:rPr>
-            <w:color w:val="0000EE"/>
-            <w:u w:val="single"/>
-          </w:rPr>
-          <w:t>詩73–89篇</w:t>
-        </w:r>
-      </w:hyperlink>
+      <w:r>
+        <w:rPr>
+          <w:lang w:val="zh_TW" w:bidi="zh_TW"/>
+        </w:rPr>
+        <w:t>詩73–89篇</w:t>
+      </w:r>
       <w:r>
         <w:rPr>
           <w:lang w:val="zh_TW" w:bidi="zh_TW"/>
         </w:rPr>
         <w:t>，在</w:t>
       </w:r>
-      <w:hyperlink r:id="rId21">
-        <w:r>
-          <w:rPr>
-            <w:lang w:val="zh_TW" w:bidi="zh_TW"/>
-          </w:rPr>
-          <w:rPr>
-            <w:color w:val="0000EE"/>
-            <w:u w:val="single"/>
-          </w:rPr>
-          <w:t>89:52</w:t>
-        </w:r>
-      </w:hyperlink>
+      <w:r>
+        <w:rPr>
+          <w:lang w:val="zh_TW" w:bidi="zh_TW"/>
+        </w:rPr>
+        <w:t>89:52</w:t>
+      </w:r>
       <w:r>
         <w:rPr>
           <w:lang w:val="zh_TW" w:bidi="zh_TW"/>
         </w:rPr>
         <w:t>以頌讚作結），第四卷（</w:t>
       </w:r>
-      <w:hyperlink r:id="rId22">
-        <w:r>
-          <w:rPr>
-            <w:lang w:val="zh_TW" w:bidi="zh_TW"/>
-          </w:rPr>
-          <w:rPr>
-            <w:color w:val="0000EE"/>
-            <w:u w:val="single"/>
-          </w:rPr>
-          <w:t>詩90–106篇</w:t>
-        </w:r>
-      </w:hyperlink>
+      <w:r>
+        <w:rPr>
+          <w:lang w:val="zh_TW" w:bidi="zh_TW"/>
+        </w:rPr>
+        <w:t>詩90–106篇</w:t>
+      </w:r>
       <w:r>
         <w:rPr>
           <w:lang w:val="zh_TW" w:bidi="zh_TW"/>
         </w:rPr>
         <w:t>，在</w:t>
       </w:r>
-      <w:hyperlink r:id="rId23">
-        <w:r>
-          <w:rPr>
-            <w:lang w:val="zh_TW" w:bidi="zh_TW"/>
-          </w:rPr>
-          <w:rPr>
-            <w:color w:val="0000EE"/>
-            <w:u w:val="single"/>
-          </w:rPr>
-          <w:t>106:48</w:t>
-        </w:r>
-      </w:hyperlink>
+      <w:r>
+        <w:rPr>
+          <w:lang w:val="zh_TW" w:bidi="zh_TW"/>
+        </w:rPr>
+        <w:t>106:48</w:t>
+      </w:r>
       <w:r>
         <w:rPr>
           <w:lang w:val="zh_TW" w:bidi="zh_TW"/>
         </w:rPr>
         <w:t>以頌讚作結），以及第五卷（</w:t>
       </w:r>
-      <w:hyperlink r:id="rId24">
-        <w:r>
-          <w:rPr>
-            <w:lang w:val="zh_TW" w:bidi="zh_TW"/>
-          </w:rPr>
-          <w:rPr>
-            <w:color w:val="0000EE"/>
-            <w:u w:val="single"/>
-          </w:rPr>
-          <w:t>詩107–150篇</w:t>
-        </w:r>
-      </w:hyperlink>
+      <w:r>
+        <w:rPr>
+          <w:lang w:val="zh_TW" w:bidi="zh_TW"/>
+        </w:rPr>
+        <w:t>詩107–150篇</w:t>
+      </w:r>
       <w:r>
         <w:rPr>
           <w:lang w:val="zh_TW" w:bidi="zh_TW"/>
@@ -701,168 +593,108 @@
         </w:rPr>
         <w:t>第一卷（</w:t>
       </w:r>
-      <w:hyperlink r:id="rId16">
-        <w:r>
-          <w:rPr>
-            <w:lang w:val="zh_TW" w:bidi="zh_TW"/>
-          </w:rPr>
-          <w:rPr>
-            <w:color w:val="0000EE"/>
-            <w:u w:val="single"/>
-          </w:rPr>
-          <w:t>詩1–41篇</w:t>
-        </w:r>
-      </w:hyperlink>
+      <w:r>
+        <w:rPr>
+          <w:lang w:val="zh_TW" w:bidi="zh_TW"/>
+        </w:rPr>
+        <w:t>詩1–41篇</w:t>
+      </w:r>
       <w:r>
         <w:rPr>
           <w:lang w:val="zh_TW" w:bidi="zh_TW"/>
         </w:rPr>
         <w:t>）和第二卷（</w:t>
       </w:r>
-      <w:hyperlink r:id="rId18">
-        <w:r>
-          <w:rPr>
-            <w:lang w:val="zh_TW" w:bidi="zh_TW"/>
-          </w:rPr>
-          <w:rPr>
-            <w:color w:val="0000EE"/>
-            <w:u w:val="single"/>
-          </w:rPr>
-          <w:t>詩42–72篇</w:t>
-        </w:r>
-      </w:hyperlink>
+      <w:r>
+        <w:rPr>
+          <w:lang w:val="zh_TW" w:bidi="zh_TW"/>
+        </w:rPr>
+        <w:t>詩42–72篇</w:t>
+      </w:r>
       <w:r>
         <w:rPr>
           <w:lang w:val="zh_TW" w:bidi="zh_TW"/>
         </w:rPr>
         <w:t>）構成了詩篇收集的第一階段。在第一卷中，大衛的詩篇佔主導地位（</w:t>
       </w:r>
-      <w:hyperlink r:id="rId25">
-        <w:r>
-          <w:rPr>
-            <w:lang w:val="zh_TW" w:bidi="zh_TW"/>
-          </w:rPr>
-          <w:rPr>
-            <w:color w:val="0000EE"/>
-            <w:u w:val="single"/>
-          </w:rPr>
-          <w:t>詩3–32，</w:t>
-        </w:r>
-      </w:hyperlink>
-      <w:hyperlink r:id="rId26">
-        <w:r>
-          <w:rPr>
-            <w:lang w:val="zh_TW" w:bidi="zh_TW"/>
-          </w:rPr>
-          <w:rPr>
-            <w:color w:val="0000EE"/>
-            <w:u w:val="single"/>
-          </w:rPr>
-          <w:t>34–41篇</w:t>
-        </w:r>
-      </w:hyperlink>
+      <w:r>
+        <w:rPr>
+          <w:lang w:val="zh_TW" w:bidi="zh_TW"/>
+        </w:rPr>
+        <w:t>詩3–32，</w:t>
+      </w:r>
+      <w:r>
+        <w:rPr>
+          <w:lang w:val="zh_TW" w:bidi="zh_TW"/>
+        </w:rPr>
+        <w:t>34–41篇</w:t>
+      </w:r>
       <w:r>
         <w:rPr>
           <w:lang w:val="zh_TW" w:bidi="zh_TW"/>
         </w:rPr>
         <w:t>），而第二卷則包含了多位作者的詩篇（可拉後裔，</w:t>
       </w:r>
-      <w:hyperlink r:id="rId27">
-        <w:r>
-          <w:rPr>
-            <w:lang w:val="zh_TW" w:bidi="zh_TW"/>
-          </w:rPr>
-          <w:rPr>
-            <w:color w:val="0000EE"/>
-            <w:u w:val="single"/>
-          </w:rPr>
-          <w:t>詩42–49篇</w:t>
-        </w:r>
-      </w:hyperlink>
+      <w:r>
+        <w:rPr>
+          <w:lang w:val="zh_TW" w:bidi="zh_TW"/>
+        </w:rPr>
+        <w:t>詩42–49篇</w:t>
+      </w:r>
       <w:r>
         <w:rPr>
           <w:lang w:val="zh_TW" w:bidi="zh_TW"/>
         </w:rPr>
         <w:t>；亞薩，</w:t>
       </w:r>
-      <w:hyperlink r:id="rId28">
-        <w:r>
-          <w:rPr>
-            <w:lang w:val="zh_TW" w:bidi="zh_TW"/>
-          </w:rPr>
-          <w:rPr>
-            <w:color w:val="0000EE"/>
-            <w:u w:val="single"/>
-          </w:rPr>
-          <w:t>詩50篇</w:t>
-        </w:r>
-      </w:hyperlink>
+      <w:r>
+        <w:rPr>
+          <w:lang w:val="zh_TW" w:bidi="zh_TW"/>
+        </w:rPr>
+        <w:t>詩50篇</w:t>
+      </w:r>
       <w:r>
         <w:rPr>
           <w:lang w:val="zh_TW" w:bidi="zh_TW"/>
         </w:rPr>
         <w:t>；大衛，</w:t>
       </w:r>
-      <w:hyperlink r:id="rId29">
-        <w:r>
-          <w:rPr>
-            <w:lang w:val="zh_TW" w:bidi="zh_TW"/>
-          </w:rPr>
-          <w:rPr>
-            <w:color w:val="0000EE"/>
-            <w:u w:val="single"/>
-          </w:rPr>
-          <w:t>詩51–65篇，</w:t>
-        </w:r>
-      </w:hyperlink>
-      <w:hyperlink r:id="rId30">
-        <w:r>
-          <w:rPr>
-            <w:lang w:val="zh_TW" w:bidi="zh_TW"/>
-          </w:rPr>
-          <w:rPr>
-            <w:color w:val="0000EE"/>
-            <w:u w:val="single"/>
-          </w:rPr>
-          <w:t>68–70</w:t>
-        </w:r>
-      </w:hyperlink>
+      <w:r>
+        <w:rPr>
+          <w:lang w:val="zh_TW" w:bidi="zh_TW"/>
+        </w:rPr>
+        <w:t>詩51–65篇，</w:t>
+      </w:r>
+      <w:r>
+        <w:rPr>
+          <w:lang w:val="zh_TW" w:bidi="zh_TW"/>
+        </w:rPr>
+        <w:t>68–70</w:t>
+      </w:r>
       <w:r>
         <w:rPr>
           <w:lang w:val="zh_TW" w:bidi="zh_TW"/>
         </w:rPr>
         <w:t>；所羅門，</w:t>
       </w:r>
-      <w:hyperlink r:id="rId31">
-        <w:r>
-          <w:rPr>
-            <w:lang w:val="zh_TW" w:bidi="zh_TW"/>
-          </w:rPr>
-          <w:rPr>
-            <w:color w:val="0000EE"/>
-            <w:u w:val="single"/>
-          </w:rPr>
-          <w:t>詩72篇</w:t>
-        </w:r>
-      </w:hyperlink>
+      <w:r>
+        <w:rPr>
+          <w:lang w:val="zh_TW" w:bidi="zh_TW"/>
+        </w:rPr>
+        <w:t>詩72篇</w:t>
+      </w:r>
       <w:r>
         <w:rPr>
           <w:lang w:val="zh_TW" w:bidi="zh_TW"/>
         </w:rPr>
         <w:t>）。這種變化顯示出主題上的轉變，從大衛作為唯一的榜樣和教師，轉向其它角度的觀點。在第二卷結尾，編輯註釋說：「耶西的兒子—大衛的祈禱完畢」（</w:t>
       </w:r>
-      <w:hyperlink r:id="rId32">
-        <w:r>
-          <w:rPr>
-            <w:lang w:val="zh_TW" w:bidi="zh_TW"/>
-          </w:rPr>
-          <w:rPr>
-            <w:color w:val="0000EE"/>
-            <w:u w:val="single"/>
-          </w:rPr>
-          <w:t>72:20</w:t>
-        </w:r>
-      </w:hyperlink>
+      <w:r>
+        <w:rPr>
+          <w:lang w:val="zh_TW" w:bidi="zh_TW"/>
+        </w:rPr>
+        <w:t>72:20</w:t>
+      </w:r>
       <w:r>
         <w:rPr>
           <w:lang w:val="zh_TW" w:bidi="zh_TW"/>
@@ -887,18 +719,12 @@
         </w:rPr>
         <w:t>第三卷（</w:t>
       </w:r>
-      <w:hyperlink r:id="rId20">
-        <w:r>
-          <w:rPr>
-            <w:lang w:val="zh_TW" w:bidi="zh_TW"/>
-          </w:rPr>
-          <w:rPr>
-            <w:color w:val="0000EE"/>
-            <w:u w:val="single"/>
-          </w:rPr>
-          <w:t>詩73–89篇</w:t>
-        </w:r>
-      </w:hyperlink>
+      <w:r>
+        <w:rPr>
+          <w:lang w:val="zh_TW" w:bidi="zh_TW"/>
+        </w:rPr>
+        <w:t>詩73–89篇</w:t>
+      </w:r>
       <w:r>
         <w:rPr>
           <w:lang w:val="zh_TW" w:bidi="zh_TW"/>
@@ -918,138 +744,90 @@
         </w:rPr>
         <w:t>，譯註：和合本譯為神）這個神的名稱（</w:t>
       </w:r>
-      <w:hyperlink r:id="rId33">
-        <w:r>
-          <w:rPr>
-            <w:lang w:val="zh_TW" w:bidi="zh_TW"/>
-          </w:rPr>
-          <w:rPr>
-            <w:color w:val="0000EE"/>
-            <w:u w:val="single"/>
-          </w:rPr>
-          <w:t>詩42–83篇</w:t>
-        </w:r>
-      </w:hyperlink>
+      <w:r>
+        <w:rPr>
+          <w:lang w:val="zh_TW" w:bidi="zh_TW"/>
+        </w:rPr>
+        <w:t>詩42–83篇</w:t>
+      </w:r>
       <w:r>
         <w:rPr>
           <w:lang w:val="zh_TW" w:bidi="zh_TW"/>
         </w:rPr>
         <w:t>），並且有多位詩篇作者（亞薩，</w:t>
       </w:r>
-      <w:hyperlink r:id="rId34">
-        <w:r>
-          <w:rPr>
-            <w:lang w:val="zh_TW" w:bidi="zh_TW"/>
-          </w:rPr>
-          <w:rPr>
-            <w:color w:val="0000EE"/>
-            <w:u w:val="single"/>
-          </w:rPr>
-          <w:t>詩73–83篇</w:t>
-        </w:r>
-      </w:hyperlink>
+      <w:r>
+        <w:rPr>
+          <w:lang w:val="zh_TW" w:bidi="zh_TW"/>
+        </w:rPr>
+        <w:t>詩73–83篇</w:t>
+      </w:r>
       <w:r>
         <w:rPr>
           <w:lang w:val="zh_TW" w:bidi="zh_TW"/>
         </w:rPr>
         <w:t>；可拉後裔，</w:t>
       </w:r>
-      <w:hyperlink r:id="rId35">
-        <w:r>
-          <w:rPr>
-            <w:lang w:val="zh_TW" w:bidi="zh_TW"/>
-          </w:rPr>
-          <w:rPr>
-            <w:color w:val="0000EE"/>
-            <w:u w:val="single"/>
-          </w:rPr>
-          <w:t>詩84–85，</w:t>
-        </w:r>
-      </w:hyperlink>
-      <w:hyperlink r:id="rId36">
-        <w:r>
-          <w:rPr>
-            <w:lang w:val="zh_TW" w:bidi="zh_TW"/>
-          </w:rPr>
-          <w:rPr>
-            <w:color w:val="0000EE"/>
-            <w:u w:val="single"/>
-          </w:rPr>
-          <w:t>87–88篇</w:t>
-        </w:r>
-      </w:hyperlink>
+      <w:r>
+        <w:rPr>
+          <w:lang w:val="zh_TW" w:bidi="zh_TW"/>
+        </w:rPr>
+        <w:t>詩84–85，</w:t>
+      </w:r>
+      <w:r>
+        <w:rPr>
+          <w:lang w:val="zh_TW" w:bidi="zh_TW"/>
+        </w:rPr>
+        <w:t>87–88篇</w:t>
+      </w:r>
       <w:r>
         <w:rPr>
           <w:lang w:val="zh_TW" w:bidi="zh_TW"/>
         </w:rPr>
         <w:t>；大衛，</w:t>
       </w:r>
-      <w:hyperlink r:id="rId37">
-        <w:r>
-          <w:rPr>
-            <w:lang w:val="zh_TW" w:bidi="zh_TW"/>
-          </w:rPr>
-          <w:rPr>
-            <w:color w:val="0000EE"/>
-            <w:u w:val="single"/>
-          </w:rPr>
-          <w:t>詩86篇</w:t>
-        </w:r>
-      </w:hyperlink>
+      <w:r>
+        <w:rPr>
+          <w:lang w:val="zh_TW" w:bidi="zh_TW"/>
+        </w:rPr>
+        <w:t>詩86篇</w:t>
+      </w:r>
       <w:r>
         <w:rPr>
           <w:lang w:val="zh_TW" w:bidi="zh_TW"/>
         </w:rPr>
         <w:t>）。</w:t>
       </w:r>
-      <w:hyperlink r:id="rId38">
-        <w:r>
-          <w:rPr>
-            <w:lang w:val="zh_TW" w:bidi="zh_TW"/>
-          </w:rPr>
-          <w:rPr>
-            <w:color w:val="0000EE"/>
-            <w:u w:val="single"/>
-          </w:rPr>
-          <w:t>詩篇第七十三篇</w:t>
-        </w:r>
-      </w:hyperlink>
+      <w:r>
+        <w:rPr>
+          <w:lang w:val="zh_TW" w:bidi="zh_TW"/>
+        </w:rPr>
+        <w:t>詩篇第七十三篇</w:t>
+      </w:r>
       <w:r>
         <w:rPr>
           <w:lang w:val="zh_TW" w:bidi="zh_TW"/>
         </w:rPr>
         <w:t>作為第三卷的開篇，質疑神的公義與大能，從而質疑第二卷最後的彌賽亞國度異象（</w:t>
       </w:r>
-      <w:hyperlink r:id="rId31">
-        <w:r>
-          <w:rPr>
-            <w:lang w:val="zh_TW" w:bidi="zh_TW"/>
-          </w:rPr>
-          <w:rPr>
-            <w:color w:val="0000EE"/>
-            <w:u w:val="single"/>
-          </w:rPr>
-          <w:t>詩72篇</w:t>
-        </w:r>
-      </w:hyperlink>
+      <w:r>
+        <w:rPr>
+          <w:lang w:val="zh_TW" w:bidi="zh_TW"/>
+        </w:rPr>
+        <w:t>詩72篇</w:t>
+      </w:r>
       <w:r>
         <w:rPr>
           <w:lang w:val="zh_TW" w:bidi="zh_TW"/>
         </w:rPr>
         <w:t>）。而這種疑問在</w:t>
       </w:r>
-      <w:hyperlink r:id="rId39">
-        <w:r>
-          <w:rPr>
-            <w:lang w:val="zh_TW" w:bidi="zh_TW"/>
-          </w:rPr>
-          <w:rPr>
-            <w:color w:val="0000EE"/>
-            <w:u w:val="single"/>
-          </w:rPr>
-          <w:t>詩篇第八十九篇</w:t>
-        </w:r>
-      </w:hyperlink>
+      <w:r>
+        <w:rPr>
+          <w:lang w:val="zh_TW" w:bidi="zh_TW"/>
+        </w:rPr>
+        <w:t>詩篇第八十九篇</w:t>
+      </w:r>
       <w:r>
         <w:rPr>
           <w:lang w:val="zh_TW" w:bidi="zh_TW"/>
@@ -1074,138 +852,90 @@
         </w:rPr>
         <w:t>第四卷（</w:t>
       </w:r>
-      <w:hyperlink r:id="rId22">
-        <w:r>
-          <w:rPr>
-            <w:lang w:val="zh_TW" w:bidi="zh_TW"/>
-          </w:rPr>
-          <w:rPr>
-            <w:color w:val="0000EE"/>
-            <w:u w:val="single"/>
-          </w:rPr>
-          <w:t>詩90–106篇</w:t>
-        </w:r>
-      </w:hyperlink>
+      <w:r>
+        <w:rPr>
+          <w:lang w:val="zh_TW" w:bidi="zh_TW"/>
+        </w:rPr>
+        <w:t>詩90–106篇</w:t>
+      </w:r>
       <w:r>
         <w:rPr>
           <w:lang w:val="zh_TW" w:bidi="zh_TW"/>
         </w:rPr>
         <w:t>）探討了被擄時期所引發的問題，當時以色列人以為神與大衛的約已經終結（見</w:t>
       </w:r>
-      <w:hyperlink r:id="rId39">
-        <w:r>
-          <w:rPr>
-            <w:lang w:val="zh_TW" w:bidi="zh_TW"/>
-          </w:rPr>
-          <w:rPr>
-            <w:color w:val="0000EE"/>
-            <w:u w:val="single"/>
-          </w:rPr>
-          <w:t>詩89篇</w:t>
-        </w:r>
-      </w:hyperlink>
+      <w:r>
+        <w:rPr>
+          <w:lang w:val="zh_TW" w:bidi="zh_TW"/>
+        </w:rPr>
+        <w:t>詩89篇</w:t>
+      </w:r>
       <w:r>
         <w:rPr>
           <w:lang w:val="zh_TW" w:bidi="zh_TW"/>
         </w:rPr>
         <w:t>）。面對這場危機，幾篇詩篇鼓勵子民在個人的品格上成長，並活出敬虔的生活（見</w:t>
       </w:r>
-      <w:hyperlink r:id="rId40">
-        <w:r>
-          <w:rPr>
-            <w:lang w:val="zh_TW" w:bidi="zh_TW"/>
-          </w:rPr>
-          <w:rPr>
-            <w:color w:val="0000EE"/>
-            <w:u w:val="single"/>
-          </w:rPr>
-          <w:t>詩91–92篇</w:t>
-        </w:r>
-      </w:hyperlink>
+      <w:r>
+        <w:rPr>
+          <w:lang w:val="zh_TW" w:bidi="zh_TW"/>
+        </w:rPr>
+        <w:t>詩91–92篇</w:t>
+      </w:r>
       <w:r>
         <w:rPr>
           <w:lang w:val="zh_TW" w:bidi="zh_TW"/>
         </w:rPr>
         <w:t>）。這一卷大部分詩篇，強調神是真正信實的君王，其國度遍及萬有（</w:t>
       </w:r>
-      <w:hyperlink r:id="rId41">
-        <w:r>
-          <w:rPr>
-            <w:lang w:val="zh_TW" w:bidi="zh_TW"/>
-          </w:rPr>
-          <w:rPr>
-            <w:color w:val="0000EE"/>
-            <w:u w:val="single"/>
-          </w:rPr>
-          <w:t>詩93–100篇</w:t>
-        </w:r>
-      </w:hyperlink>
+      <w:r>
+        <w:rPr>
+          <w:lang w:val="zh_TW" w:bidi="zh_TW"/>
+        </w:rPr>
+        <w:t>詩93–100篇</w:t>
+      </w:r>
       <w:r>
         <w:rPr>
           <w:lang w:val="zh_TW" w:bidi="zh_TW"/>
         </w:rPr>
         <w:t>）。神仍然愛祂的百姓，他們是祂草場的羊群（</w:t>
       </w:r>
-      <w:hyperlink r:id="rId42">
-        <w:r>
-          <w:rPr>
-            <w:lang w:val="zh_TW" w:bidi="zh_TW"/>
-          </w:rPr>
-          <w:rPr>
-            <w:color w:val="0000EE"/>
-            <w:u w:val="single"/>
-          </w:rPr>
-          <w:t>詩100篇</w:t>
-        </w:r>
-      </w:hyperlink>
+      <w:r>
+        <w:rPr>
+          <w:lang w:val="zh_TW" w:bidi="zh_TW"/>
+        </w:rPr>
+        <w:t>詩100篇</w:t>
+      </w:r>
       <w:r>
         <w:rPr>
           <w:lang w:val="zh_TW" w:bidi="zh_TW"/>
         </w:rPr>
         <w:t>），但他們必須聆聽祂的話（</w:t>
       </w:r>
-      <w:hyperlink r:id="rId43">
-        <w:r>
-          <w:rPr>
-            <w:lang w:val="zh_TW" w:bidi="zh_TW"/>
-          </w:rPr>
-          <w:rPr>
-            <w:color w:val="0000EE"/>
-            <w:u w:val="single"/>
-          </w:rPr>
-          <w:t>詩95，</w:t>
-        </w:r>
-      </w:hyperlink>
-      <w:hyperlink r:id="rId42">
-        <w:r>
-          <w:rPr>
-            <w:lang w:val="zh_TW" w:bidi="zh_TW"/>
-          </w:rPr>
-          <w:rPr>
-            <w:color w:val="0000EE"/>
-            <w:u w:val="single"/>
-          </w:rPr>
-          <w:t>100篇</w:t>
-        </w:r>
-      </w:hyperlink>
+      <w:r>
+        <w:rPr>
+          <w:lang w:val="zh_TW" w:bidi="zh_TW"/>
+        </w:rPr>
+        <w:t>詩95，</w:t>
+      </w:r>
+      <w:r>
+        <w:rPr>
+          <w:lang w:val="zh_TW" w:bidi="zh_TW"/>
+        </w:rPr>
+        <w:t>100篇</w:t>
+      </w:r>
       <w:r>
         <w:rPr>
           <w:lang w:val="zh_TW" w:bidi="zh_TW"/>
         </w:rPr>
         <w:t>）。神是赦罪的源頭，祂的憐憫向被擄的百姓保證，祂依然眷顧他們。從創造到被擄的救贖歷史回顧（</w:t>
       </w:r>
-      <w:hyperlink r:id="rId44">
-        <w:r>
-          <w:rPr>
-            <w:lang w:val="zh_TW" w:bidi="zh_TW"/>
-          </w:rPr>
-          <w:rPr>
-            <w:color w:val="0000EE"/>
-            <w:u w:val="single"/>
-          </w:rPr>
-          <w:t>詩104–106篇</w:t>
-        </w:r>
-      </w:hyperlink>
+      <w:r>
+        <w:rPr>
+          <w:lang w:val="zh_TW" w:bidi="zh_TW"/>
+        </w:rPr>
+        <w:t>詩104–106篇</w:t>
+      </w:r>
       <w:r>
         <w:rPr>
           <w:lang w:val="zh_TW" w:bidi="zh_TW"/>
@@ -1224,36 +954,24 @@
           <w:lang w:val="zh_TW" w:bidi="zh_TW"/>
         </w:rPr>
       </w:r>
-      <w:hyperlink r:id="rId23">
-        <w:r>
-          <w:rPr>
-            <w:lang w:val="zh_TW" w:bidi="zh_TW"/>
-          </w:rPr>
-          <w:rPr>
-            <w:color w:val="0000EE"/>
-            <w:u w:val="single"/>
-          </w:rPr>
-          <w:t>詩篇一〇六篇48節</w:t>
-        </w:r>
-      </w:hyperlink>
+      <w:r>
+        <w:rPr>
+          <w:lang w:val="zh_TW" w:bidi="zh_TW"/>
+        </w:rPr>
+        <w:t>詩篇一〇六篇48節</w:t>
+      </w:r>
       <w:r>
         <w:rPr>
           <w:lang w:val="zh_TW" w:bidi="zh_TW"/>
         </w:rPr>
         <w:t>的祝福語也出現在</w:t>
       </w:r>
-      <w:hyperlink r:id="rId45">
-        <w:r>
-          <w:rPr>
-            <w:lang w:val="zh_TW" w:bidi="zh_TW"/>
-          </w:rPr>
-          <w:rPr>
-            <w:color w:val="0000EE"/>
-            <w:u w:val="single"/>
-          </w:rPr>
-          <w:t>歷代志上十六章36節</w:t>
-        </w:r>
-      </w:hyperlink>
+      <w:r>
+        <w:rPr>
+          <w:lang w:val="zh_TW" w:bidi="zh_TW"/>
+        </w:rPr>
+        <w:t>歷代志上十六章36節</w:t>
+      </w:r>
       <w:r>
         <w:rPr>
           <w:lang w:val="zh_TW" w:bidi="zh_TW"/>
@@ -1278,18 +996,12 @@
         </w:rPr>
         <w:t>第五卷（</w:t>
       </w:r>
-      <w:hyperlink r:id="rId24">
-        <w:r>
-          <w:rPr>
-            <w:lang w:val="zh_TW" w:bidi="zh_TW"/>
-          </w:rPr>
-          <w:rPr>
-            <w:color w:val="0000EE"/>
-            <w:u w:val="single"/>
-          </w:rPr>
-          <w:t>詩107–150篇</w:t>
-        </w:r>
-      </w:hyperlink>
+      <w:r>
+        <w:rPr>
+          <w:lang w:val="zh_TW" w:bidi="zh_TW"/>
+        </w:rPr>
+        <w:t>詩107–150篇</w:t>
+      </w:r>
       <w:r>
         <w:rPr>
           <w:lang w:val="zh_TW" w:bidi="zh_TW"/>
@@ -1309,18 +1021,12 @@
         </w:rPr>
         <w:t xml:space="preserve"> ，</w:t>
       </w:r>
-      <w:hyperlink r:id="rId46">
-        <w:r>
-          <w:rPr>
-            <w:lang w:val="zh_TW" w:bidi="zh_TW"/>
-          </w:rPr>
-          <w:rPr>
-            <w:color w:val="0000EE"/>
-            <w:u w:val="single"/>
-          </w:rPr>
-          <w:t>詩113–118篇</w:t>
-        </w:r>
-      </w:hyperlink>
+      <w:r>
+        <w:rPr>
+          <w:lang w:val="zh_TW" w:bidi="zh_TW"/>
+        </w:rPr>
+        <w:t>詩113–118篇</w:t>
+      </w:r>
       <w:r>
         <w:rPr>
           <w:lang w:val="zh_TW" w:bidi="zh_TW"/>
@@ -1334,18 +1040,12 @@
         </w:rPr>
         <w:t>Torah Psalm，</w:t>
       </w:r>
-      <w:hyperlink r:id="rId47">
-        <w:r>
-          <w:rPr>
-            <w:lang w:val="zh_TW" w:bidi="zh_TW"/>
-          </w:rPr>
-          <w:rPr>
-            <w:color w:val="0000EE"/>
-            <w:u w:val="single"/>
-          </w:rPr>
-          <w:t>詩119篇</w:t>
-        </w:r>
-      </w:hyperlink>
+      <w:r>
+        <w:rPr>
+          <w:lang w:val="zh_TW" w:bidi="zh_TW"/>
+        </w:rPr>
+        <w:t>詩119篇</w:t>
+      </w:r>
       <w:r>
         <w:rPr>
           <w:lang w:val="zh_TW" w:bidi="zh_TW"/>
@@ -1365,18 +1065,12 @@
         </w:rPr>
         <w:t>，</w:t>
       </w:r>
-      <w:hyperlink r:id="rId48">
-        <w:r>
-          <w:rPr>
-            <w:lang w:val="zh_TW" w:bidi="zh_TW"/>
-          </w:rPr>
-          <w:rPr>
-            <w:color w:val="0000EE"/>
-            <w:u w:val="single"/>
-          </w:rPr>
-          <w:t>詩120–136篇</w:t>
-        </w:r>
-      </w:hyperlink>
+      <w:r>
+        <w:rPr>
+          <w:lang w:val="zh_TW" w:bidi="zh_TW"/>
+        </w:rPr>
+        <w:t>詩120–136篇</w:t>
+      </w:r>
       <w:r>
         <w:rPr>
           <w:lang w:val="zh_TW" w:bidi="zh_TW"/>
@@ -1390,192 +1084,126 @@
         </w:rPr>
         <w:t>Songs of Ascents，</w:t>
       </w:r>
-      <w:hyperlink r:id="rId49">
-        <w:r>
-          <w:rPr>
-            <w:lang w:val="zh_TW" w:bidi="zh_TW"/>
-          </w:rPr>
-          <w:rPr>
-            <w:color w:val="0000EE"/>
-            <w:u w:val="single"/>
-          </w:rPr>
-          <w:t>詩120–134篇</w:t>
-        </w:r>
-      </w:hyperlink>
+      <w:r>
+        <w:rPr>
+          <w:lang w:val="zh_TW" w:bidi="zh_TW"/>
+        </w:rPr>
+        <w:t>詩120–134篇</w:t>
+      </w:r>
       <w:r>
         <w:rPr>
           <w:lang w:val="zh_TW" w:bidi="zh_TW"/>
         </w:rPr>
         <w:t>）；大衛的八首詩（</w:t>
       </w:r>
-      <w:hyperlink r:id="rId50">
-        <w:r>
-          <w:rPr>
-            <w:lang w:val="zh_TW" w:bidi="zh_TW"/>
-          </w:rPr>
-          <w:rPr>
-            <w:color w:val="0000EE"/>
-            <w:u w:val="single"/>
-          </w:rPr>
-          <w:t>詩138–145篇</w:t>
-        </w:r>
-      </w:hyperlink>
+      <w:r>
+        <w:rPr>
+          <w:lang w:val="zh_TW" w:bidi="zh_TW"/>
+        </w:rPr>
+        <w:t>詩138–145篇</w:t>
+      </w:r>
       <w:r>
         <w:rPr>
           <w:lang w:val="zh_TW" w:bidi="zh_TW"/>
         </w:rPr>
         <w:t>）；以及五首結尾的讚美詩（</w:t>
       </w:r>
-      <w:hyperlink r:id="rId51">
-        <w:r>
-          <w:rPr>
-            <w:lang w:val="zh_TW" w:bidi="zh_TW"/>
-          </w:rPr>
-          <w:rPr>
-            <w:color w:val="0000EE"/>
-            <w:u w:val="single"/>
-          </w:rPr>
-          <w:t>詩146–150篇</w:t>
-        </w:r>
-      </w:hyperlink>
+      <w:r>
+        <w:rPr>
+          <w:lang w:val="zh_TW" w:bidi="zh_TW"/>
+        </w:rPr>
+        <w:t>詩146–150篇</w:t>
+      </w:r>
       <w:r>
         <w:rPr>
           <w:lang w:val="zh_TW" w:bidi="zh_TW"/>
         </w:rPr>
         <w:t>）。第五卷呈現了從苦難、哀求、神的拯救、讚美的主題發展脈絡。開篇的詩篇（</w:t>
       </w:r>
-      <w:hyperlink r:id="rId52">
-        <w:r>
-          <w:rPr>
-            <w:lang w:val="zh_TW" w:bidi="zh_TW"/>
-          </w:rPr>
-          <w:rPr>
-            <w:color w:val="0000EE"/>
-            <w:u w:val="single"/>
-          </w:rPr>
-          <w:t>詩107篇</w:t>
-        </w:r>
-      </w:hyperlink>
+      <w:r>
+        <w:rPr>
+          <w:lang w:val="zh_TW" w:bidi="zh_TW"/>
+        </w:rPr>
+        <w:t>詩107篇</w:t>
+      </w:r>
       <w:r>
         <w:rPr>
           <w:lang w:val="zh_TW" w:bidi="zh_TW"/>
         </w:rPr>
         <w:t>）就開啟了這一模式，其最後一節（</w:t>
       </w:r>
-      <w:hyperlink r:id="rId53">
-        <w:r>
-          <w:rPr>
-            <w:lang w:val="zh_TW" w:bidi="zh_TW"/>
-          </w:rPr>
-          <w:rPr>
-            <w:color w:val="0000EE"/>
-            <w:u w:val="single"/>
-          </w:rPr>
-          <w:t>107:43</w:t>
-        </w:r>
-      </w:hyperlink>
+      <w:r>
+        <w:rPr>
+          <w:lang w:val="zh_TW" w:bidi="zh_TW"/>
+        </w:rPr>
+        <w:t>107:43</w:t>
+      </w:r>
       <w:r>
         <w:rPr>
           <w:lang w:val="zh_TW" w:bidi="zh_TW"/>
         </w:rPr>
         <w:t>）強調智慧對於理解神道路的重要性。</w:t>
       </w:r>
-      <w:hyperlink r:id="rId47">
-        <w:r>
-          <w:rPr>
-            <w:lang w:val="zh_TW" w:bidi="zh_TW"/>
-          </w:rPr>
-          <w:rPr>
-            <w:color w:val="0000EE"/>
-            <w:u w:val="single"/>
-          </w:rPr>
-          <w:t>詩篇一一九篇</w:t>
-        </w:r>
-      </w:hyperlink>
+      <w:r>
+        <w:rPr>
+          <w:lang w:val="zh_TW" w:bidi="zh_TW"/>
+        </w:rPr>
+        <w:t>詩篇一一九篇</w:t>
+      </w:r>
       <w:r>
         <w:rPr>
           <w:lang w:val="zh_TW" w:bidi="zh_TW"/>
         </w:rPr>
         <w:t>是詩篇中最長的一篇，讚揚神的智慧與神的話語。回顧神在曠野中保守以色列的詩篇（</w:t>
       </w:r>
-      <w:hyperlink r:id="rId54">
-        <w:r>
-          <w:rPr>
-            <w:lang w:val="zh_TW" w:bidi="zh_TW"/>
-          </w:rPr>
-          <w:rPr>
-            <w:color w:val="0000EE"/>
-            <w:u w:val="single"/>
-          </w:rPr>
-          <w:t>詩114–118，</w:t>
-        </w:r>
-      </w:hyperlink>
-      <w:hyperlink r:id="rId55">
-        <w:r>
-          <w:rPr>
-            <w:lang w:val="zh_TW" w:bidi="zh_TW"/>
-          </w:rPr>
-          <w:rPr>
-            <w:color w:val="0000EE"/>
-            <w:u w:val="single"/>
-          </w:rPr>
-          <w:t>135–136篇</w:t>
-        </w:r>
-      </w:hyperlink>
+      <w:r>
+        <w:rPr>
+          <w:lang w:val="zh_TW" w:bidi="zh_TW"/>
+        </w:rPr>
+        <w:t>詩114–118，</w:t>
+      </w:r>
+      <w:r>
+        <w:rPr>
+          <w:lang w:val="zh_TW" w:bidi="zh_TW"/>
+        </w:rPr>
+        <w:t>135–136篇</w:t>
+      </w:r>
       <w:r>
         <w:rPr>
           <w:lang w:val="zh_TW" w:bidi="zh_TW"/>
         </w:rPr>
         <w:t>）幫助被擄時的以色列人與被擄歸回後的以色列人重新理解大衛的最後禱告詩（</w:t>
       </w:r>
-      <w:hyperlink r:id="rId50">
-        <w:r>
-          <w:rPr>
-            <w:lang w:val="zh_TW" w:bidi="zh_TW"/>
-          </w:rPr>
-          <w:rPr>
-            <w:color w:val="0000EE"/>
-            <w:u w:val="single"/>
-          </w:rPr>
-          <w:t>詩138–145篇</w:t>
-        </w:r>
-      </w:hyperlink>
+      <w:r>
+        <w:rPr>
+          <w:lang w:val="zh_TW" w:bidi="zh_TW"/>
+        </w:rPr>
+        <w:t>詩138–145篇</w:t>
+      </w:r>
       <w:r>
         <w:rPr>
           <w:lang w:val="zh_TW" w:bidi="zh_TW"/>
         </w:rPr>
         <w:t>）：大衛展望神的國度（</w:t>
       </w:r>
-      <w:hyperlink r:id="rId56">
-        <w:r>
-          <w:rPr>
-            <w:lang w:val="zh_TW" w:bidi="zh_TW"/>
-          </w:rPr>
-          <w:rPr>
-            <w:color w:val="0000EE"/>
-            <w:u w:val="single"/>
-          </w:rPr>
-          <w:t>詩145篇</w:t>
-        </w:r>
-      </w:hyperlink>
+      <w:r>
+        <w:rPr>
+          <w:lang w:val="zh_TW" w:bidi="zh_TW"/>
+        </w:rPr>
+        <w:t>詩145篇</w:t>
+      </w:r>
       <w:r>
         <w:rPr>
           <w:lang w:val="zh_TW" w:bidi="zh_TW"/>
         </w:rPr>
         <w:t>）。詩篇的結尾部分充滿讚美，確立了這份盼望（</w:t>
       </w:r>
-      <w:hyperlink r:id="rId51">
-        <w:r>
-          <w:rPr>
-            <w:lang w:val="zh_TW" w:bidi="zh_TW"/>
-          </w:rPr>
-          <w:rPr>
-            <w:color w:val="0000EE"/>
-            <w:u w:val="single"/>
-          </w:rPr>
-          <w:t>詩146–150篇</w:t>
-        </w:r>
-      </w:hyperlink>
+      <w:r>
+        <w:rPr>
+          <w:lang w:val="zh_TW" w:bidi="zh_TW"/>
+        </w:rPr>
+        <w:t>詩146–150篇</w:t>
+      </w:r>
       <w:r>
         <w:rPr>
           <w:lang w:val="zh_TW" w:bidi="zh_TW"/>
@@ -1600,36 +1228,24 @@
         </w:rPr>
         <w:t>在現有的詩篇中，似乎有些篇章在後來經過編輯增補。這或許可以解釋詩篇中關於錫安復興的禱告（</w:t>
       </w:r>
-      <w:hyperlink r:id="rId57">
-        <w:r>
-          <w:rPr>
-            <w:lang w:val="zh_TW" w:bidi="zh_TW"/>
-          </w:rPr>
-          <w:rPr>
-            <w:color w:val="0000EE"/>
-            <w:u w:val="single"/>
-          </w:rPr>
-          <w:t>51:18–19</w:t>
-        </w:r>
-      </w:hyperlink>
+      <w:r>
+        <w:rPr>
+          <w:lang w:val="zh_TW" w:bidi="zh_TW"/>
+        </w:rPr>
+        <w:t>51:18–19</w:t>
+      </w:r>
       <w:r>
         <w:rPr>
           <w:lang w:val="zh_TW" w:bidi="zh_TW"/>
         </w:rPr>
         <w:t>）和為耶路撒冷求神賜福的祈求（</w:t>
       </w:r>
-      <w:hyperlink r:id="rId58">
-        <w:r>
-          <w:rPr>
-            <w:lang w:val="zh_TW" w:bidi="zh_TW"/>
-          </w:rPr>
-          <w:rPr>
-            <w:color w:val="0000EE"/>
-            <w:u w:val="single"/>
-          </w:rPr>
-          <w:t>69:34–36</w:t>
-        </w:r>
-      </w:hyperlink>
+      <w:r>
+        <w:rPr>
+          <w:lang w:val="zh_TW" w:bidi="zh_TW"/>
+        </w:rPr>
+        <w:t>69:34–36</w:t>
+      </w:r>
       <w:r>
         <w:rPr>
           <w:lang w:val="zh_TW" w:bidi="zh_TW"/>
@@ -1654,108 +1270,72 @@
         </w:rPr>
         <w:t>目前流傳的抄本顯示，詩篇的組織與標題存在一定的靈活性。雖然希伯來文與希臘文譯本的詩篇都包含150篇，但它們在篇章的分段、編號以及標題上有所不同。希臘文譯本將</w:t>
       </w:r>
-      <w:hyperlink r:id="rId59">
-        <w:r>
-          <w:rPr>
-            <w:lang w:val="zh_TW" w:bidi="zh_TW"/>
-          </w:rPr>
-          <w:rPr>
-            <w:color w:val="0000EE"/>
-            <w:u w:val="single"/>
-          </w:rPr>
-          <w:t>詩篇第九</w:t>
-        </w:r>
-      </w:hyperlink>
+      <w:r>
+        <w:rPr>
+          <w:lang w:val="zh_TW" w:bidi="zh_TW"/>
+        </w:rPr>
+        <w:t>詩篇第九</w:t>
+      </w:r>
       <w:r>
         <w:rPr>
           <w:lang w:val="zh_TW" w:bidi="zh_TW"/>
         </w:rPr>
         <w:t>和</w:t>
       </w:r>
-      <w:hyperlink r:id="rId60">
-        <w:r>
-          <w:rPr>
-            <w:lang w:val="zh_TW" w:bidi="zh_TW"/>
-          </w:rPr>
-          <w:rPr>
-            <w:color w:val="0000EE"/>
-            <w:u w:val="single"/>
-          </w:rPr>
-          <w:t>十篇</w:t>
-        </w:r>
-      </w:hyperlink>
+      <w:r>
+        <w:rPr>
+          <w:lang w:val="zh_TW" w:bidi="zh_TW"/>
+        </w:rPr>
+        <w:t>十篇</w:t>
+      </w:r>
       <w:r>
         <w:rPr>
           <w:lang w:val="zh_TW" w:bidi="zh_TW"/>
         </w:rPr>
         <w:t>合併為一篇，以及</w:t>
       </w:r>
-      <w:hyperlink r:id="rId61">
-        <w:r>
-          <w:rPr>
-            <w:lang w:val="zh_TW" w:bidi="zh_TW"/>
-          </w:rPr>
-          <w:rPr>
-            <w:color w:val="0000EE"/>
-            <w:u w:val="single"/>
-          </w:rPr>
-          <w:t>詩篇一一四</w:t>
-        </w:r>
-      </w:hyperlink>
+      <w:r>
+        <w:rPr>
+          <w:lang w:val="zh_TW" w:bidi="zh_TW"/>
+        </w:rPr>
+        <w:t>詩篇一一四</w:t>
+      </w:r>
       <w:r>
         <w:rPr>
           <w:lang w:val="zh_TW" w:bidi="zh_TW"/>
         </w:rPr>
         <w:t>和</w:t>
       </w:r>
-      <w:hyperlink r:id="rId62">
-        <w:r>
-          <w:rPr>
-            <w:lang w:val="zh_TW" w:bidi="zh_TW"/>
-          </w:rPr>
-          <w:rPr>
-            <w:color w:val="0000EE"/>
-            <w:u w:val="single"/>
-          </w:rPr>
-          <w:t>一一五篇</w:t>
-        </w:r>
-      </w:hyperlink>
+      <w:r>
+        <w:rPr>
+          <w:lang w:val="zh_TW" w:bidi="zh_TW"/>
+        </w:rPr>
+        <w:t>一一五篇</w:t>
+      </w:r>
       <w:r>
         <w:rPr>
           <w:lang w:val="zh_TW" w:bidi="zh_TW"/>
         </w:rPr>
         <w:t>合併為一篇，但將</w:t>
       </w:r>
-      <w:hyperlink r:id="rId63">
-        <w:r>
-          <w:rPr>
-            <w:lang w:val="zh_TW" w:bidi="zh_TW"/>
-          </w:rPr>
-          <w:rPr>
-            <w:color w:val="0000EE"/>
-            <w:u w:val="single"/>
-          </w:rPr>
-          <w:t>詩篇一一六</w:t>
-        </w:r>
-      </w:hyperlink>
+      <w:r>
+        <w:rPr>
+          <w:lang w:val="zh_TW" w:bidi="zh_TW"/>
+        </w:rPr>
+        <w:t>詩篇一一六</w:t>
+      </w:r>
       <w:r>
         <w:rPr>
           <w:lang w:val="zh_TW" w:bidi="zh_TW"/>
         </w:rPr>
         <w:t>和</w:t>
       </w:r>
-      <w:hyperlink r:id="rId64">
-        <w:r>
-          <w:rPr>
-            <w:lang w:val="zh_TW" w:bidi="zh_TW"/>
-          </w:rPr>
-          <w:rPr>
-            <w:color w:val="0000EE"/>
-            <w:u w:val="single"/>
-          </w:rPr>
-          <w:t>一四七</w:t>
-        </w:r>
-      </w:hyperlink>
+      <w:r>
+        <w:rPr>
+          <w:lang w:val="zh_TW" w:bidi="zh_TW"/>
+        </w:rPr>
+        <w:t>一四七</w:t>
+      </w:r>
       <w:r>
         <w:rPr>
           <w:lang w:val="zh_TW" w:bidi="zh_TW"/>
@@ -1776,54 +1356,36 @@
         </w:rPr>
         <w:t>到耶穌的時代，詩篇集已經廣為人知（見</w:t>
       </w:r>
-      <w:hyperlink r:id="rId65">
-        <w:r>
-          <w:rPr>
-            <w:lang w:val="zh_TW" w:bidi="zh_TW"/>
-          </w:rPr>
-          <w:rPr>
-            <w:color w:val="0000EE"/>
-            <w:u w:val="single"/>
-          </w:rPr>
-          <w:t>路20:42</w:t>
-        </w:r>
-      </w:hyperlink>
+      <w:r>
+        <w:rPr>
+          <w:lang w:val="zh_TW" w:bidi="zh_TW"/>
+        </w:rPr>
+        <w:t>路20:42</w:t>
+      </w:r>
       <w:r>
         <w:rPr>
           <w:lang w:val="zh_TW" w:bidi="zh_TW"/>
         </w:rPr>
         <w:t>；</w:t>
       </w:r>
-      <w:hyperlink r:id="rId66">
-        <w:r>
-          <w:rPr>
-            <w:lang w:val="zh_TW" w:bidi="zh_TW"/>
-          </w:rPr>
-          <w:rPr>
-            <w:color w:val="0000EE"/>
-            <w:u w:val="single"/>
-          </w:rPr>
-          <w:t>徒1:20</w:t>
-        </w:r>
-      </w:hyperlink>
+      <w:r>
+        <w:rPr>
+          <w:lang w:val="zh_TW" w:bidi="zh_TW"/>
+        </w:rPr>
+        <w:t>徒1:20</w:t>
+      </w:r>
       <w:r>
         <w:rPr>
           <w:lang w:val="zh_TW" w:bidi="zh_TW"/>
         </w:rPr>
         <w:t>）。它屬於希伯來聖經正典的第三部分，稱為聖卷（見</w:t>
       </w:r>
-      <w:hyperlink r:id="rId67">
-        <w:r>
-          <w:rPr>
-            <w:lang w:val="zh_TW" w:bidi="zh_TW"/>
-          </w:rPr>
-          <w:rPr>
-            <w:color w:val="0000EE"/>
-            <w:u w:val="single"/>
-          </w:rPr>
-          <w:t>路24:44</w:t>
-        </w:r>
-      </w:hyperlink>
+      <w:r>
+        <w:rPr>
+          <w:lang w:val="zh_TW" w:bidi="zh_TW"/>
+        </w:rPr>
+        <w:t>路24:44</w:t>
+      </w:r>
       <w:r>
         <w:rPr>
           <w:lang w:val="zh_TW" w:bidi="zh_TW"/>
@@ -1855,156 +1417,96 @@
         </w:rPr>
         <w:t>許多詩篇與大衛相關，但並非全部如此；實際上，明確與大衛相關的詩篇不到一半。其它詩篇則與亞薩（</w:t>
       </w:r>
-      <w:hyperlink r:id="rId28">
-        <w:r>
-          <w:rPr>
-            <w:lang w:val="zh_TW" w:bidi="zh_TW"/>
-          </w:rPr>
-          <w:rPr>
-            <w:color w:val="0000EE"/>
-            <w:u w:val="single"/>
-          </w:rPr>
-          <w:t>詩50，</w:t>
-        </w:r>
-      </w:hyperlink>
-      <w:hyperlink r:id="rId34">
-        <w:r>
-          <w:rPr>
-            <w:lang w:val="zh_TW" w:bidi="zh_TW"/>
-          </w:rPr>
-          <w:rPr>
-            <w:color w:val="0000EE"/>
-            <w:u w:val="single"/>
-          </w:rPr>
-          <w:t>73–83篇</w:t>
-        </w:r>
-      </w:hyperlink>
+      <w:r>
+        <w:rPr>
+          <w:lang w:val="zh_TW" w:bidi="zh_TW"/>
+        </w:rPr>
+        <w:t>詩50，</w:t>
+      </w:r>
+      <w:r>
+        <w:rPr>
+          <w:lang w:val="zh_TW" w:bidi="zh_TW"/>
+        </w:rPr>
+        <w:t>73–83篇</w:t>
+      </w:r>
       <w:r>
         <w:rPr>
           <w:lang w:val="zh_TW" w:bidi="zh_TW"/>
         </w:rPr>
         <w:t>）、可拉後裔（</w:t>
       </w:r>
-      <w:hyperlink r:id="rId27">
-        <w:r>
-          <w:rPr>
-            <w:lang w:val="zh_TW" w:bidi="zh_TW"/>
-          </w:rPr>
-          <w:rPr>
-            <w:color w:val="0000EE"/>
-            <w:u w:val="single"/>
-          </w:rPr>
-          <w:t>詩42–49，</w:t>
-        </w:r>
-      </w:hyperlink>
-      <w:hyperlink r:id="rId35">
-        <w:r>
-          <w:rPr>
-            <w:lang w:val="zh_TW" w:bidi="zh_TW"/>
-          </w:rPr>
-          <w:rPr>
-            <w:color w:val="0000EE"/>
-            <w:u w:val="single"/>
-          </w:rPr>
-          <w:t>84–85，</w:t>
-        </w:r>
-      </w:hyperlink>
-      <w:hyperlink r:id="rId68">
-        <w:r>
-          <w:rPr>
-            <w:lang w:val="zh_TW" w:bidi="zh_TW"/>
-          </w:rPr>
-          <w:rPr>
-            <w:color w:val="0000EE"/>
-            <w:u w:val="single"/>
-          </w:rPr>
-          <w:t>87篇</w:t>
-        </w:r>
-      </w:hyperlink>
+      <w:r>
+        <w:rPr>
+          <w:lang w:val="zh_TW" w:bidi="zh_TW"/>
+        </w:rPr>
+        <w:t>詩42–49，</w:t>
+      </w:r>
+      <w:r>
+        <w:rPr>
+          <w:lang w:val="zh_TW" w:bidi="zh_TW"/>
+        </w:rPr>
+        <w:t>84–85，</w:t>
+      </w:r>
+      <w:r>
+        <w:rPr>
+          <w:lang w:val="zh_TW" w:bidi="zh_TW"/>
+        </w:rPr>
+        <w:t>87篇</w:t>
+      </w:r>
       <w:r>
         <w:rPr>
           <w:lang w:val="zh_TW" w:bidi="zh_TW"/>
         </w:rPr>
         <w:t>）、所羅門（</w:t>
       </w:r>
-      <w:hyperlink r:id="rId31">
-        <w:r>
-          <w:rPr>
-            <w:lang w:val="zh_TW" w:bidi="zh_TW"/>
-          </w:rPr>
-          <w:rPr>
-            <w:color w:val="0000EE"/>
-            <w:u w:val="single"/>
-          </w:rPr>
-          <w:t>詩72，</w:t>
-        </w:r>
-      </w:hyperlink>
-      <w:hyperlink r:id="rId69">
-        <w:r>
-          <w:rPr>
-            <w:lang w:val="zh_TW" w:bidi="zh_TW"/>
-          </w:rPr>
-          <w:rPr>
-            <w:color w:val="0000EE"/>
-            <w:u w:val="single"/>
-          </w:rPr>
-          <w:t>127篇</w:t>
-        </w:r>
-      </w:hyperlink>
+      <w:r>
+        <w:rPr>
+          <w:lang w:val="zh_TW" w:bidi="zh_TW"/>
+        </w:rPr>
+        <w:t>詩72，</w:t>
+      </w:r>
+      <w:r>
+        <w:rPr>
+          <w:lang w:val="zh_TW" w:bidi="zh_TW"/>
+        </w:rPr>
+        <w:t>127篇</w:t>
+      </w:r>
       <w:r>
         <w:rPr>
           <w:lang w:val="zh_TW" w:bidi="zh_TW"/>
         </w:rPr>
         <w:t>）、希幔（</w:t>
       </w:r>
-      <w:hyperlink r:id="rId70">
-        <w:r>
-          <w:rPr>
-            <w:lang w:val="zh_TW" w:bidi="zh_TW"/>
-          </w:rPr>
-          <w:rPr>
-            <w:color w:val="0000EE"/>
-            <w:u w:val="single"/>
-          </w:rPr>
-          <w:t>詩88篇</w:t>
-        </w:r>
-      </w:hyperlink>
+      <w:r>
+        <w:rPr>
+          <w:lang w:val="zh_TW" w:bidi="zh_TW"/>
+        </w:rPr>
+        <w:t>詩88篇</w:t>
+      </w:r>
       <w:r>
         <w:rPr>
           <w:lang w:val="zh_TW" w:bidi="zh_TW"/>
         </w:rPr>
         <w:t>）、以探（</w:t>
       </w:r>
-      <w:hyperlink r:id="rId39">
-        <w:r>
-          <w:rPr>
-            <w:lang w:val="zh_TW" w:bidi="zh_TW"/>
-          </w:rPr>
-          <w:rPr>
-            <w:color w:val="0000EE"/>
-            <w:u w:val="single"/>
-          </w:rPr>
-          <w:t>詩89篇</w:t>
-        </w:r>
-      </w:hyperlink>
+      <w:r>
+        <w:rPr>
+          <w:lang w:val="zh_TW" w:bidi="zh_TW"/>
+        </w:rPr>
+        <w:t>詩89篇</w:t>
+      </w:r>
       <w:r>
         <w:rPr>
           <w:lang w:val="zh_TW" w:bidi="zh_TW"/>
         </w:rPr>
         <w:t>），和摩西（</w:t>
       </w:r>
-      <w:hyperlink r:id="rId71">
-        <w:r>
-          <w:rPr>
-            <w:lang w:val="zh_TW" w:bidi="zh_TW"/>
-          </w:rPr>
-          <w:rPr>
-            <w:color w:val="0000EE"/>
-            <w:u w:val="single"/>
-          </w:rPr>
-          <w:t>詩90篇</w:t>
-        </w:r>
-      </w:hyperlink>
+      <w:r>
+        <w:rPr>
+          <w:lang w:val="zh_TW" w:bidi="zh_TW"/>
+        </w:rPr>
+        <w:t>詩90篇</w:t>
+      </w:r>
       <w:r>
         <w:rPr>
           <w:lang w:val="zh_TW" w:bidi="zh_TW"/>
@@ -2025,420 +1527,276 @@
         </w:rPr>
         <w:t>在有標題的116篇詩篇中，大多數都提及一位與該詩篇相關的人。然而，這個人不一定是該詩篇的作者。在希伯來文中，出現在名字前的介詞le（通常翻譯為「的」）也可以表示「為」、「獻給」、「關於」、「給」或「由……所作」。因此，ledawid（通常翻譯為「大衛的」）也可能被理解為「為大衛」、「獻給大衛」、「關於大衛」或「由大衛所寫」。雖然許多「大衛的」詩篇可能確實是由他寫的，但仍有幾個值得注意的問題。有些詩篇的標題提到兩個名字，如大衛與耶杜頓或亞薩（</w:t>
       </w:r>
-      <w:hyperlink r:id="rId72">
-        <w:r>
-          <w:rPr>
-            <w:lang w:val="zh_TW" w:bidi="zh_TW"/>
-          </w:rPr>
-          <w:rPr>
-            <w:color w:val="0000EE"/>
-            <w:u w:val="single"/>
-          </w:rPr>
-          <w:t>詩39</w:t>
-        </w:r>
-      </w:hyperlink>
+      <w:r>
+        <w:rPr>
+          <w:lang w:val="zh_TW" w:bidi="zh_TW"/>
+        </w:rPr>
+        <w:t>詩39</w:t>
+      </w:r>
       <w:r>
         <w:rPr>
           <w:lang w:val="zh_TW" w:bidi="zh_TW"/>
         </w:rPr>
         <w:t>，</w:t>
       </w:r>
-      <w:hyperlink r:id="rId73">
-        <w:r>
-          <w:rPr>
-            <w:lang w:val="zh_TW" w:bidi="zh_TW"/>
-          </w:rPr>
-          <w:rPr>
-            <w:color w:val="0000EE"/>
-            <w:u w:val="single"/>
-          </w:rPr>
-          <w:t>62</w:t>
-        </w:r>
-      </w:hyperlink>
+      <w:r>
+        <w:rPr>
+          <w:lang w:val="zh_TW" w:bidi="zh_TW"/>
+        </w:rPr>
+        <w:t>62</w:t>
+      </w:r>
       <w:r>
         <w:rPr>
           <w:lang w:val="zh_TW" w:bidi="zh_TW"/>
         </w:rPr>
         <w:t>，</w:t>
       </w:r>
-      <w:hyperlink r:id="rId74">
-        <w:r>
-          <w:rPr>
-            <w:lang w:val="zh_TW" w:bidi="zh_TW"/>
-          </w:rPr>
-          <w:rPr>
-            <w:color w:val="0000EE"/>
-            <w:u w:val="single"/>
-          </w:rPr>
-          <w:t>77篇</w:t>
-        </w:r>
-      </w:hyperlink>
+      <w:r>
+        <w:rPr>
+          <w:lang w:val="zh_TW" w:bidi="zh_TW"/>
+        </w:rPr>
+        <w:t>77篇</w:t>
+      </w:r>
       <w:r>
         <w:rPr>
           <w:lang w:val="zh_TW" w:bidi="zh_TW"/>
         </w:rPr>
         <w:t>），這可能表明該詩篇的實際作者是另一位人物。此外，有些詩篇的標題將其與大衛生平中的特定事件聯繫起來（</w:t>
       </w:r>
-      <w:hyperlink r:id="rId75">
-        <w:r>
-          <w:rPr>
-            <w:lang w:val="zh_TW" w:bidi="zh_TW"/>
-          </w:rPr>
-          <w:rPr>
-            <w:color w:val="0000EE"/>
-            <w:u w:val="single"/>
-          </w:rPr>
-          <w:t>詩3</w:t>
-        </w:r>
-      </w:hyperlink>
+      <w:r>
+        <w:rPr>
+          <w:lang w:val="zh_TW" w:bidi="zh_TW"/>
+        </w:rPr>
+        <w:t>詩3</w:t>
+      </w:r>
       <w:r>
         <w:rPr>
           <w:lang w:val="zh_TW" w:bidi="zh_TW"/>
         </w:rPr>
         <w:t>，</w:t>
       </w:r>
-      <w:hyperlink r:id="rId76">
-        <w:r>
-          <w:rPr>
-            <w:lang w:val="zh_TW" w:bidi="zh_TW"/>
-          </w:rPr>
-          <w:rPr>
-            <w:color w:val="0000EE"/>
-            <w:u w:val="single"/>
-          </w:rPr>
-          <w:t>7</w:t>
-        </w:r>
-      </w:hyperlink>
+      <w:r>
+        <w:rPr>
+          <w:lang w:val="zh_TW" w:bidi="zh_TW"/>
+        </w:rPr>
+        <w:t>7</w:t>
+      </w:r>
       <w:r>
         <w:rPr>
           <w:lang w:val="zh_TW" w:bidi="zh_TW"/>
         </w:rPr>
         <w:t>，</w:t>
       </w:r>
-      <w:hyperlink r:id="rId77">
-        <w:r>
-          <w:rPr>
-            <w:lang w:val="zh_TW" w:bidi="zh_TW"/>
-          </w:rPr>
-          <w:rPr>
-            <w:color w:val="0000EE"/>
-            <w:u w:val="single"/>
-          </w:rPr>
-          <w:t>18</w:t>
-        </w:r>
-      </w:hyperlink>
+      <w:r>
+        <w:rPr>
+          <w:lang w:val="zh_TW" w:bidi="zh_TW"/>
+        </w:rPr>
+        <w:t>18</w:t>
+      </w:r>
       <w:r>
         <w:rPr>
           <w:lang w:val="zh_TW" w:bidi="zh_TW"/>
         </w:rPr>
         <w:t>，</w:t>
       </w:r>
-      <w:hyperlink r:id="rId78">
-        <w:r>
-          <w:rPr>
-            <w:lang w:val="zh_TW" w:bidi="zh_TW"/>
-          </w:rPr>
-          <w:rPr>
-            <w:color w:val="0000EE"/>
-            <w:u w:val="single"/>
-          </w:rPr>
-          <w:t>34</w:t>
-        </w:r>
-      </w:hyperlink>
+      <w:r>
+        <w:rPr>
+          <w:lang w:val="zh_TW" w:bidi="zh_TW"/>
+        </w:rPr>
+        <w:t>34</w:t>
+      </w:r>
       <w:r>
         <w:rPr>
           <w:lang w:val="zh_TW" w:bidi="zh_TW"/>
         </w:rPr>
         <w:t>，</w:t>
       </w:r>
-      <w:hyperlink r:id="rId79">
-        <w:r>
-          <w:rPr>
-            <w:lang w:val="zh_TW" w:bidi="zh_TW"/>
-          </w:rPr>
-          <w:rPr>
-            <w:color w:val="0000EE"/>
-            <w:u w:val="single"/>
-          </w:rPr>
-          <w:t>51</w:t>
-        </w:r>
-      </w:hyperlink>
+      <w:r>
+        <w:rPr>
+          <w:lang w:val="zh_TW" w:bidi="zh_TW"/>
+        </w:rPr>
+        <w:t>51</w:t>
+      </w:r>
       <w:r>
         <w:rPr>
           <w:lang w:val="zh_TW" w:bidi="zh_TW"/>
         </w:rPr>
         <w:t>，</w:t>
       </w:r>
-      <w:hyperlink r:id="rId80">
-        <w:r>
-          <w:rPr>
-            <w:lang w:val="zh_TW" w:bidi="zh_TW"/>
-          </w:rPr>
-          <w:rPr>
-            <w:color w:val="0000EE"/>
-            <w:u w:val="single"/>
-          </w:rPr>
-          <w:t>52</w:t>
-        </w:r>
-      </w:hyperlink>
+      <w:r>
+        <w:rPr>
+          <w:lang w:val="zh_TW" w:bidi="zh_TW"/>
+        </w:rPr>
+        <w:t>52</w:t>
+      </w:r>
       <w:r>
         <w:rPr>
           <w:lang w:val="zh_TW" w:bidi="zh_TW"/>
         </w:rPr>
         <w:t>，</w:t>
       </w:r>
-      <w:hyperlink r:id="rId81">
-        <w:r>
-          <w:rPr>
-            <w:lang w:val="zh_TW" w:bidi="zh_TW"/>
-          </w:rPr>
-          <w:rPr>
-            <w:color w:val="0000EE"/>
-            <w:u w:val="single"/>
-          </w:rPr>
-          <w:t>54</w:t>
-        </w:r>
-      </w:hyperlink>
+      <w:r>
+        <w:rPr>
+          <w:lang w:val="zh_TW" w:bidi="zh_TW"/>
+        </w:rPr>
+        <w:t>54</w:t>
+      </w:r>
       <w:r>
         <w:rPr>
           <w:lang w:val="zh_TW" w:bidi="zh_TW"/>
         </w:rPr>
         <w:t>，</w:t>
       </w:r>
-      <w:hyperlink r:id="rId82">
-        <w:r>
-          <w:rPr>
-            <w:lang w:val="zh_TW" w:bidi="zh_TW"/>
-          </w:rPr>
-          <w:rPr>
-            <w:color w:val="0000EE"/>
-            <w:u w:val="single"/>
-          </w:rPr>
-          <w:t>56</w:t>
-        </w:r>
-      </w:hyperlink>
+      <w:r>
+        <w:rPr>
+          <w:lang w:val="zh_TW" w:bidi="zh_TW"/>
+        </w:rPr>
+        <w:t>56</w:t>
+      </w:r>
       <w:r>
         <w:rPr>
           <w:lang w:val="zh_TW" w:bidi="zh_TW"/>
         </w:rPr>
         <w:t>，</w:t>
       </w:r>
-      <w:hyperlink r:id="rId83">
-        <w:r>
-          <w:rPr>
-            <w:lang w:val="zh_TW" w:bidi="zh_TW"/>
-          </w:rPr>
-          <w:rPr>
-            <w:color w:val="0000EE"/>
-            <w:u w:val="single"/>
-          </w:rPr>
-          <w:t>57</w:t>
-        </w:r>
-      </w:hyperlink>
+      <w:r>
+        <w:rPr>
+          <w:lang w:val="zh_TW" w:bidi="zh_TW"/>
+        </w:rPr>
+        <w:t>57</w:t>
+      </w:r>
       <w:r>
         <w:rPr>
           <w:lang w:val="zh_TW" w:bidi="zh_TW"/>
         </w:rPr>
         <w:t>，</w:t>
       </w:r>
-      <w:hyperlink r:id="rId84">
-        <w:r>
-          <w:rPr>
-            <w:lang w:val="zh_TW" w:bidi="zh_TW"/>
-          </w:rPr>
-          <w:rPr>
-            <w:color w:val="0000EE"/>
-            <w:u w:val="single"/>
-          </w:rPr>
-          <w:t>59</w:t>
-        </w:r>
-      </w:hyperlink>
+      <w:r>
+        <w:rPr>
+          <w:lang w:val="zh_TW" w:bidi="zh_TW"/>
+        </w:rPr>
+        <w:t>59</w:t>
+      </w:r>
       <w:r>
         <w:rPr>
           <w:lang w:val="zh_TW" w:bidi="zh_TW"/>
         </w:rPr>
         <w:t>，</w:t>
       </w:r>
-      <w:hyperlink r:id="rId85">
-        <w:r>
-          <w:rPr>
-            <w:lang w:val="zh_TW" w:bidi="zh_TW"/>
-          </w:rPr>
-          <w:rPr>
-            <w:color w:val="0000EE"/>
-            <w:u w:val="single"/>
-          </w:rPr>
-          <w:t>60</w:t>
-        </w:r>
-      </w:hyperlink>
+      <w:r>
+        <w:rPr>
+          <w:lang w:val="zh_TW" w:bidi="zh_TW"/>
+        </w:rPr>
+        <w:t>60</w:t>
+      </w:r>
       <w:r>
         <w:rPr>
           <w:lang w:val="zh_TW" w:bidi="zh_TW"/>
         </w:rPr>
         <w:t>，</w:t>
       </w:r>
-      <w:hyperlink r:id="rId86">
-        <w:r>
-          <w:rPr>
-            <w:lang w:val="zh_TW" w:bidi="zh_TW"/>
-          </w:rPr>
-          <w:rPr>
-            <w:color w:val="0000EE"/>
-            <w:u w:val="single"/>
-          </w:rPr>
-          <w:t>63</w:t>
-        </w:r>
-      </w:hyperlink>
+      <w:r>
+        <w:rPr>
+          <w:lang w:val="zh_TW" w:bidi="zh_TW"/>
+        </w:rPr>
+        <w:t>63</w:t>
+      </w:r>
       <w:r>
         <w:rPr>
           <w:lang w:val="zh_TW" w:bidi="zh_TW"/>
         </w:rPr>
         <w:t>，</w:t>
       </w:r>
-      <w:hyperlink r:id="rId87">
-        <w:r>
-          <w:rPr>
-            <w:lang w:val="zh_TW" w:bidi="zh_TW"/>
-          </w:rPr>
-          <w:rPr>
-            <w:color w:val="0000EE"/>
-            <w:u w:val="single"/>
-          </w:rPr>
-          <w:t>142篇</w:t>
-        </w:r>
-      </w:hyperlink>
+      <w:r>
+        <w:rPr>
+          <w:lang w:val="zh_TW" w:bidi="zh_TW"/>
+        </w:rPr>
+        <w:t>142篇</w:t>
+      </w:r>
       <w:r>
         <w:rPr>
           <w:lang w:val="zh_TW" w:bidi="zh_TW"/>
         </w:rPr>
         <w:t>），但詩篇本身卻幾乎沒有提及這些事件的具體細節。例如，</w:t>
       </w:r>
-      <w:hyperlink r:id="rId79">
-        <w:r>
-          <w:rPr>
-            <w:lang w:val="zh_TW" w:bidi="zh_TW"/>
-          </w:rPr>
-          <w:rPr>
-            <w:color w:val="0000EE"/>
-            <w:u w:val="single"/>
-          </w:rPr>
-          <w:t>詩篇第十一篇</w:t>
-        </w:r>
-      </w:hyperlink>
+      <w:r>
+        <w:rPr>
+          <w:lang w:val="zh_TW" w:bidi="zh_TW"/>
+        </w:rPr>
+        <w:t>詩篇第十一篇</w:t>
+      </w:r>
       <w:r>
         <w:rPr>
           <w:lang w:val="zh_TW" w:bidi="zh_TW"/>
         </w:rPr>
         <w:t>標題將詩篇與大衛的罪及拿單的責備聯繫起來。這篇詩篇談論罪、赦免和憂傷的靈，但並未具體提及該事件的細節。此外，某些標題標明為「大衛的」詩，似乎假定聖殿已經建成，但聖殿實際上是在大衛死後才建造的（見</w:t>
       </w:r>
-      <w:hyperlink r:id="rId88">
-        <w:r>
-          <w:rPr>
-            <w:lang w:val="zh_TW" w:bidi="zh_TW"/>
-          </w:rPr>
-          <w:rPr>
-            <w:color w:val="0000EE"/>
-            <w:u w:val="single"/>
-          </w:rPr>
-          <w:t>詩5:7，</w:t>
-        </w:r>
-      </w:hyperlink>
-      <w:hyperlink r:id="rId89">
-        <w:r>
-          <w:rPr>
-            <w:lang w:val="zh_TW" w:bidi="zh_TW"/>
-          </w:rPr>
-          <w:rPr>
-            <w:color w:val="0000EE"/>
-            <w:u w:val="single"/>
-          </w:rPr>
-          <w:t>122篇：標題，</w:t>
-        </w:r>
-      </w:hyperlink>
-      <w:hyperlink r:id="rId90">
-        <w:r>
-          <w:rPr>
-            <w:lang w:val="zh_TW" w:bidi="zh_TW"/>
-          </w:rPr>
-          <w:rPr>
-            <w:color w:val="0000EE"/>
-            <w:u w:val="single"/>
-          </w:rPr>
-          <w:t>138:2</w:t>
-        </w:r>
-      </w:hyperlink>
+      <w:r>
+        <w:rPr>
+          <w:lang w:val="zh_TW" w:bidi="zh_TW"/>
+        </w:rPr>
+        <w:t>詩5:7，</w:t>
+      </w:r>
+      <w:r>
+        <w:rPr>
+          <w:lang w:val="zh_TW" w:bidi="zh_TW"/>
+        </w:rPr>
+        <w:t>122篇：標題，</w:t>
+      </w:r>
+      <w:r>
+        <w:rPr>
+          <w:lang w:val="zh_TW" w:bidi="zh_TW"/>
+        </w:rPr>
+        <w:t>138:2</w:t>
+      </w:r>
       <w:r>
         <w:rPr>
           <w:lang w:val="zh_TW" w:bidi="zh_TW"/>
         </w:rPr>
         <w:t>）。同樣，</w:t>
       </w:r>
-      <w:hyperlink r:id="rId91">
-        <w:r>
-          <w:rPr>
-            <w:lang w:val="zh_TW" w:bidi="zh_TW"/>
-          </w:rPr>
-          <w:rPr>
-            <w:color w:val="0000EE"/>
-            <w:u w:val="single"/>
-          </w:rPr>
-          <w:t>詩篇三十篇</w:t>
-        </w:r>
-      </w:hyperlink>
+      <w:r>
+        <w:rPr>
+          <w:lang w:val="zh_TW" w:bidi="zh_TW"/>
+        </w:rPr>
+        <w:t>詩篇三十篇</w:t>
+      </w:r>
       <w:r>
         <w:rPr>
           <w:lang w:val="zh_TW" w:bidi="zh_TW"/>
         </w:rPr>
         <w:t>的標題將大衛與聖殿的奉獻聯繫起來，而</w:t>
       </w:r>
-      <w:hyperlink r:id="rId92">
-        <w:r>
-          <w:rPr>
-            <w:lang w:val="zh_TW" w:bidi="zh_TW"/>
-          </w:rPr>
-          <w:rPr>
-            <w:color w:val="0000EE"/>
-            <w:u w:val="single"/>
-          </w:rPr>
-          <w:t>詩篇第六十九篇</w:t>
-        </w:r>
-      </w:hyperlink>
+      <w:r>
+        <w:rPr>
+          <w:lang w:val="zh_TW" w:bidi="zh_TW"/>
+        </w:rPr>
+        <w:t>詩篇第六十九篇</w:t>
+      </w:r>
       <w:r>
         <w:rPr>
           <w:lang w:val="zh_TW" w:bidi="zh_TW"/>
         </w:rPr>
         <w:t>的內容似乎與已知的大衛生平並不相符。最後，一些文本傳統在標題中提到大衛的情況有所不同（例如，</w:t>
       </w:r>
-      <w:hyperlink r:id="rId93">
-        <w:r>
-          <w:rPr>
-            <w:lang w:val="zh_TW" w:bidi="zh_TW"/>
-          </w:rPr>
-          <w:rPr>
-            <w:color w:val="0000EE"/>
-            <w:u w:val="single"/>
-          </w:rPr>
-          <w:t>詩122</w:t>
-        </w:r>
-      </w:hyperlink>
+      <w:r>
+        <w:rPr>
+          <w:lang w:val="zh_TW" w:bidi="zh_TW"/>
+        </w:rPr>
+        <w:t>詩122</w:t>
+      </w:r>
       <w:r>
         <w:rPr>
           <w:lang w:val="zh_TW" w:bidi="zh_TW"/>
         </w:rPr>
         <w:t>，</w:t>
       </w:r>
-      <w:hyperlink r:id="rId94">
-        <w:r>
-          <w:rPr>
-            <w:lang w:val="zh_TW" w:bidi="zh_TW"/>
-          </w:rPr>
-          <w:rPr>
-            <w:color w:val="0000EE"/>
-            <w:u w:val="single"/>
-          </w:rPr>
-          <w:t>124篇</w:t>
-        </w:r>
-      </w:hyperlink>
+      <w:r>
+        <w:rPr>
+          <w:lang w:val="zh_TW" w:bidi="zh_TW"/>
+        </w:rPr>
+        <w:t>124篇</w:t>
+      </w:r>
       <w:r>
         <w:rPr>
           <w:lang w:val="zh_TW" w:bidi="zh_TW"/>
@@ -2470,48 +1828,30 @@
         </w:rPr>
         <w:t>「詩篇」這個標題來自希臘文psalmos（「歌曲」；見</w:t>
       </w:r>
-      <w:hyperlink r:id="rId65">
-        <w:r>
-          <w:rPr>
-            <w:lang w:val="zh_TW" w:bidi="zh_TW"/>
-          </w:rPr>
-          <w:rPr>
-            <w:color w:val="0000EE"/>
-            <w:u w:val="single"/>
-          </w:rPr>
-          <w:t>路20:42，</w:t>
-        </w:r>
-      </w:hyperlink>
-      <w:hyperlink r:id="rId67">
-        <w:r>
-          <w:rPr>
-            <w:lang w:val="zh_TW" w:bidi="zh_TW"/>
-          </w:rPr>
-          <w:rPr>
-            <w:color w:val="0000EE"/>
-            <w:u w:val="single"/>
-          </w:rPr>
-          <w:t>24:44</w:t>
-        </w:r>
-      </w:hyperlink>
+      <w:r>
+        <w:rPr>
+          <w:lang w:val="zh_TW" w:bidi="zh_TW"/>
+        </w:rPr>
+        <w:t>路20:42，</w:t>
+      </w:r>
+      <w:r>
+        <w:rPr>
+          <w:lang w:val="zh_TW" w:bidi="zh_TW"/>
+        </w:rPr>
+        <w:t>24:44</w:t>
+      </w:r>
       <w:r>
         <w:rPr>
           <w:lang w:val="zh_TW" w:bidi="zh_TW"/>
         </w:rPr>
         <w:t>），該詞翻譯來自希伯來文mizmor，這個詞經常出現在個別詩篇的標題中（例如，見</w:t>
       </w:r>
-      <w:hyperlink r:id="rId95">
-        <w:r>
-          <w:rPr>
-            <w:lang w:val="zh_TW" w:bidi="zh_TW"/>
-          </w:rPr>
-          <w:rPr>
-            <w:color w:val="0000EE"/>
-            <w:u w:val="single"/>
-          </w:rPr>
-          <w:t>詩3篇：標題</w:t>
-        </w:r>
-      </w:hyperlink>
+      <w:r>
+        <w:rPr>
+          <w:lang w:val="zh_TW" w:bidi="zh_TW"/>
+        </w:rPr>
+        <w:t>詩3篇：標題</w:t>
+      </w:r>
       <w:r>
         <w:rPr>
           <w:lang w:val="zh_TW" w:bidi="zh_TW"/>
@@ -2592,36 +1932,24 @@
         </w:rPr>
         <w:t>根據他們對神的稱呼：雅巍（Yahweh，「耶和華」，</w:t>
       </w:r>
-      <w:hyperlink r:id="rId16">
-        <w:r>
-          <w:rPr>
-            <w:lang w:val="zh_TW" w:bidi="zh_TW"/>
-          </w:rPr>
-          <w:rPr>
-            <w:color w:val="0000EE"/>
-            <w:u w:val="single"/>
-          </w:rPr>
-          <w:t>詩1–41篇</w:t>
-        </w:r>
-      </w:hyperlink>
+      <w:r>
+        <w:rPr>
+          <w:lang w:val="zh_TW" w:bidi="zh_TW"/>
+        </w:rPr>
+        <w:t>詩1–41篇</w:t>
+      </w:r>
       <w:r>
         <w:rPr>
           <w:lang w:val="zh_TW" w:bidi="zh_TW"/>
         </w:rPr>
         <w:t>）和伊羅欣（Elohim，「神」，</w:t>
       </w:r>
-      <w:hyperlink r:id="rId18">
-        <w:r>
-          <w:rPr>
-            <w:lang w:val="zh_TW" w:bidi="zh_TW"/>
-          </w:rPr>
-          <w:rPr>
-            <w:color w:val="0000EE"/>
-            <w:u w:val="single"/>
-          </w:rPr>
-          <w:t>詩42–72篇</w:t>
-        </w:r>
-      </w:hyperlink>
+      <w:r>
+        <w:rPr>
+          <w:lang w:val="zh_TW" w:bidi="zh_TW"/>
+        </w:rPr>
+        <w:t>詩42–72篇</w:t>
+      </w:r>
       <w:r>
         <w:rPr>
           <w:lang w:val="zh_TW" w:bidi="zh_TW"/>
@@ -2646,108 +1974,66 @@
         </w:rPr>
         <w:t>按標題中提到的名字：大衛（</w:t>
       </w:r>
-      <w:hyperlink r:id="rId25">
-        <w:r>
-          <w:rPr>
-            <w:lang w:val="zh_TW" w:bidi="zh_TW"/>
-          </w:rPr>
-          <w:rPr>
-            <w:color w:val="0000EE"/>
-            <w:u w:val="single"/>
-          </w:rPr>
-          <w:t>詩3–32篇，</w:t>
-        </w:r>
-      </w:hyperlink>
-      <w:hyperlink r:id="rId26">
-        <w:r>
-          <w:rPr>
-            <w:lang w:val="zh_TW" w:bidi="zh_TW"/>
-          </w:rPr>
-          <w:rPr>
-            <w:color w:val="0000EE"/>
-            <w:u w:val="single"/>
-          </w:rPr>
-          <w:t>34:1–41:13</w:t>
-        </w:r>
-      </w:hyperlink>
+      <w:r>
+        <w:rPr>
+          <w:lang w:val="zh_TW" w:bidi="zh_TW"/>
+        </w:rPr>
+        <w:t>詩3–32篇，</w:t>
+      </w:r>
+      <w:r>
+        <w:rPr>
+          <w:lang w:val="zh_TW" w:bidi="zh_TW"/>
+        </w:rPr>
+        <w:t>34:1–41:13</w:t>
+      </w:r>
       <w:r>
         <w:rPr>
           <w:lang w:val="zh_TW" w:bidi="zh_TW"/>
         </w:rPr>
         <w:t>等）、可拉後裔（</w:t>
       </w:r>
-      <w:hyperlink r:id="rId27">
-        <w:r>
-          <w:rPr>
-            <w:lang w:val="zh_TW" w:bidi="zh_TW"/>
-          </w:rPr>
-          <w:rPr>
-            <w:color w:val="0000EE"/>
-            <w:u w:val="single"/>
-          </w:rPr>
-          <w:t>詩42–49篇，</w:t>
-        </w:r>
-      </w:hyperlink>
-      <w:hyperlink r:id="rId35">
-        <w:r>
-          <w:rPr>
-            <w:lang w:val="zh_TW" w:bidi="zh_TW"/>
-          </w:rPr>
-          <w:rPr>
-            <w:color w:val="0000EE"/>
-            <w:u w:val="single"/>
-          </w:rPr>
-          <w:t>84:1–85:13，</w:t>
-        </w:r>
-      </w:hyperlink>
-      <w:hyperlink r:id="rId36">
-        <w:r>
-          <w:rPr>
-            <w:lang w:val="zh_TW" w:bidi="zh_TW"/>
-          </w:rPr>
-          <w:rPr>
-            <w:color w:val="0000EE"/>
-            <w:u w:val="single"/>
-          </w:rPr>
-          <w:t>87:1–88:18</w:t>
-        </w:r>
-      </w:hyperlink>
+      <w:r>
+        <w:rPr>
+          <w:lang w:val="zh_TW" w:bidi="zh_TW"/>
+        </w:rPr>
+        <w:t>詩42–49篇，</w:t>
+      </w:r>
+      <w:r>
+        <w:rPr>
+          <w:lang w:val="zh_TW" w:bidi="zh_TW"/>
+        </w:rPr>
+        <w:t>84:1–85:13，</w:t>
+      </w:r>
+      <w:r>
+        <w:rPr>
+          <w:lang w:val="zh_TW" w:bidi="zh_TW"/>
+        </w:rPr>
+        <w:t>87:1–88:18</w:t>
+      </w:r>
       <w:r>
         <w:rPr>
           <w:lang w:val="zh_TW" w:bidi="zh_TW"/>
         </w:rPr>
         <w:t>）、亞薩（</w:t>
       </w:r>
-      <w:hyperlink r:id="rId28">
-        <w:r>
-          <w:rPr>
-            <w:lang w:val="zh_TW" w:bidi="zh_TW"/>
-          </w:rPr>
-          <w:rPr>
-            <w:color w:val="0000EE"/>
-            <w:u w:val="single"/>
-          </w:rPr>
-          <w:t>詩50</w:t>
-        </w:r>
-      </w:hyperlink>
+      <w:r>
+        <w:rPr>
+          <w:lang w:val="zh_TW" w:bidi="zh_TW"/>
+        </w:rPr>
+        <w:t>詩50</w:t>
+      </w:r>
       <w:r>
         <w:rPr>
           <w:lang w:val="zh_TW" w:bidi="zh_TW"/>
         </w:rPr>
         <w:t>，</w:t>
       </w:r>
-      <w:hyperlink r:id="rId34">
-        <w:r>
-          <w:rPr>
-            <w:lang w:val="zh_TW" w:bidi="zh_TW"/>
-          </w:rPr>
-          <w:rPr>
-            <w:color w:val="0000EE"/>
-            <w:u w:val="single"/>
-          </w:rPr>
-          <w:t>73–83篇</w:t>
-        </w:r>
-      </w:hyperlink>
+      <w:r>
+        <w:rPr>
+          <w:lang w:val="zh_TW" w:bidi="zh_TW"/>
+        </w:rPr>
+        <w:t>73–83篇</w:t>
+      </w:r>
       <w:r>
         <w:rPr>
           <w:lang w:val="zh_TW" w:bidi="zh_TW"/>
@@ -2790,54 +2076,36 @@
         </w:rPr>
         <w:t>按它們所屬的詩篇集：例如，上行之詩（</w:t>
       </w:r>
-      <w:hyperlink r:id="rId49">
-        <w:r>
-          <w:rPr>
-            <w:lang w:val="zh_TW" w:bidi="zh_TW"/>
-          </w:rPr>
-          <w:rPr>
-            <w:color w:val="0000EE"/>
-            <w:u w:val="single"/>
-          </w:rPr>
-          <w:t>詩120–134篇</w:t>
-        </w:r>
-      </w:hyperlink>
+      <w:r>
+        <w:rPr>
+          <w:lang w:val="zh_TW" w:bidi="zh_TW"/>
+        </w:rPr>
+        <w:t>詩120–134篇</w:t>
+      </w:r>
       <w:r>
         <w:rPr>
           <w:lang w:val="zh_TW" w:bidi="zh_TW"/>
         </w:rPr>
         <w:t>）。猶太傳統還承認其它詩篇集，如埃及讚美詩（</w:t>
       </w:r>
-      <w:hyperlink r:id="rId46">
-        <w:r>
-          <w:rPr>
-            <w:lang w:val="zh_TW" w:bidi="zh_TW"/>
-          </w:rPr>
-          <w:rPr>
-            <w:color w:val="0000EE"/>
-            <w:u w:val="single"/>
-          </w:rPr>
-          <w:t>詩113–118篇</w:t>
-        </w:r>
-      </w:hyperlink>
+      <w:r>
+        <w:rPr>
+          <w:lang w:val="zh_TW" w:bidi="zh_TW"/>
+        </w:rPr>
+        <w:t>詩113–118篇</w:t>
+      </w:r>
       <w:r>
         <w:rPr>
           <w:lang w:val="zh_TW" w:bidi="zh_TW"/>
         </w:rPr>
         <w:t>）和哈利路亞讚美詩（</w:t>
       </w:r>
-      <w:hyperlink r:id="rId51">
-        <w:r>
-          <w:rPr>
-            <w:lang w:val="zh_TW" w:bidi="zh_TW"/>
-          </w:rPr>
-          <w:rPr>
-            <w:color w:val="0000EE"/>
-            <w:u w:val="single"/>
-          </w:rPr>
-          <w:t>詩146–150篇</w:t>
-        </w:r>
-      </w:hyperlink>
+      <w:r>
+        <w:rPr>
+          <w:lang w:val="zh_TW" w:bidi="zh_TW"/>
+        </w:rPr>
+        <w:t>詩146–150篇</w:t>
+      </w:r>
       <w:r>
         <w:rPr>
           <w:lang w:val="zh_TW" w:bidi="zh_TW"/>
@@ -2862,36 +2130,24 @@
         </w:rPr>
         <w:t>按照主題聯繫：例如，神的王權（</w:t>
       </w:r>
-      <w:hyperlink r:id="rId41">
-        <w:r>
-          <w:rPr>
-            <w:lang w:val="zh_TW" w:bidi="zh_TW"/>
-          </w:rPr>
-          <w:rPr>
-            <w:color w:val="0000EE"/>
-            <w:u w:val="single"/>
-          </w:rPr>
-          <w:t>詩93–100篇</w:t>
-        </w:r>
-      </w:hyperlink>
+      <w:r>
+        <w:rPr>
+          <w:lang w:val="zh_TW" w:bidi="zh_TW"/>
+        </w:rPr>
+        <w:t>詩93–100篇</w:t>
+      </w:r>
       <w:r>
         <w:rPr>
           <w:lang w:val="zh_TW" w:bidi="zh_TW"/>
         </w:rPr>
         <w:t>），或從創造到被擄的歷史脈絡（</w:t>
       </w:r>
-      <w:hyperlink r:id="rId44">
-        <w:r>
-          <w:rPr>
-            <w:lang w:val="zh_TW" w:bidi="zh_TW"/>
-          </w:rPr>
-          <w:rPr>
-            <w:color w:val="0000EE"/>
-            <w:u w:val="single"/>
-          </w:rPr>
-          <w:t>詩104–106篇</w:t>
-        </w:r>
-      </w:hyperlink>
+      <w:r>
+        <w:rPr>
+          <w:lang w:val="zh_TW" w:bidi="zh_TW"/>
+        </w:rPr>
+        <w:t>詩104–106篇</w:t>
+      </w:r>
       <w:r>
         <w:rPr>
           <w:lang w:val="zh_TW" w:bidi="zh_TW"/>
@@ -2912,306 +2168,204 @@
         </w:rPr>
         <w:t>詩篇的類型。詩篇的標題通常會標明詩篇的類型。最常見的標題類型是希伯來文mizmor，指的是最初伴隨弦樂器演奏的歌曲。此外，還有一些較少見的詞語：maskil（「訓誨詩」或「吟唱」：</w:t>
       </w:r>
-      <w:hyperlink r:id="rId96">
-        <w:r>
-          <w:rPr>
-            <w:lang w:val="zh_TW" w:bidi="zh_TW"/>
-          </w:rPr>
-          <w:rPr>
-            <w:color w:val="0000EE"/>
-            <w:u w:val="single"/>
-          </w:rPr>
-          <w:t>詩32</w:t>
-        </w:r>
-      </w:hyperlink>
+      <w:r>
+        <w:rPr>
+          <w:lang w:val="zh_TW" w:bidi="zh_TW"/>
+        </w:rPr>
+        <w:t>詩32</w:t>
+      </w:r>
       <w:r>
         <w:rPr>
           <w:lang w:val="zh_TW" w:bidi="zh_TW"/>
         </w:rPr>
         <w:t>，</w:t>
       </w:r>
-      <w:hyperlink r:id="rId97">
-        <w:r>
-          <w:rPr>
-            <w:lang w:val="zh_TW" w:bidi="zh_TW"/>
-          </w:rPr>
-          <w:rPr>
-            <w:color w:val="0000EE"/>
-            <w:u w:val="single"/>
-          </w:rPr>
-          <w:t>42</w:t>
-        </w:r>
-      </w:hyperlink>
+      <w:r>
+        <w:rPr>
+          <w:lang w:val="zh_TW" w:bidi="zh_TW"/>
+        </w:rPr>
+        <w:t>42</w:t>
+      </w:r>
       <w:r>
         <w:rPr>
           <w:lang w:val="zh_TW" w:bidi="zh_TW"/>
         </w:rPr>
         <w:t>，</w:t>
       </w:r>
-      <w:hyperlink r:id="rId98">
-        <w:r>
-          <w:rPr>
-            <w:lang w:val="zh_TW" w:bidi="zh_TW"/>
-          </w:rPr>
-          <w:rPr>
-            <w:color w:val="0000EE"/>
-            <w:u w:val="single"/>
-          </w:rPr>
-          <w:t>44–45</w:t>
-        </w:r>
-      </w:hyperlink>
+      <w:r>
+        <w:rPr>
+          <w:lang w:val="zh_TW" w:bidi="zh_TW"/>
+        </w:rPr>
+        <w:t>44–45</w:t>
+      </w:r>
       <w:r>
         <w:rPr>
           <w:lang w:val="zh_TW" w:bidi="zh_TW"/>
         </w:rPr>
         <w:t>，</w:t>
       </w:r>
-      <w:hyperlink r:id="rId99">
-        <w:r>
-          <w:rPr>
-            <w:lang w:val="zh_TW" w:bidi="zh_TW"/>
-          </w:rPr>
-          <w:rPr>
-            <w:color w:val="0000EE"/>
-            <w:u w:val="single"/>
-          </w:rPr>
-          <w:t>52–55</w:t>
-        </w:r>
-      </w:hyperlink>
+      <w:r>
+        <w:rPr>
+          <w:lang w:val="zh_TW" w:bidi="zh_TW"/>
+        </w:rPr>
+        <w:t>52–55</w:t>
+      </w:r>
       <w:r>
         <w:rPr>
           <w:lang w:val="zh_TW" w:bidi="zh_TW"/>
         </w:rPr>
         <w:t>，</w:t>
       </w:r>
-      <w:hyperlink r:id="rId100">
-        <w:r>
-          <w:rPr>
-            <w:lang w:val="zh_TW" w:bidi="zh_TW"/>
-          </w:rPr>
-          <w:rPr>
-            <w:color w:val="0000EE"/>
-            <w:u w:val="single"/>
-          </w:rPr>
-          <w:t>74</w:t>
-        </w:r>
-      </w:hyperlink>
+      <w:r>
+        <w:rPr>
+          <w:lang w:val="zh_TW" w:bidi="zh_TW"/>
+        </w:rPr>
+        <w:t>74</w:t>
+      </w:r>
       <w:r>
         <w:rPr>
           <w:lang w:val="zh_TW" w:bidi="zh_TW"/>
         </w:rPr>
         <w:t>，</w:t>
       </w:r>
-      <w:hyperlink r:id="rId101">
-        <w:r>
-          <w:rPr>
-            <w:lang w:val="zh_TW" w:bidi="zh_TW"/>
-          </w:rPr>
-          <w:rPr>
-            <w:color w:val="0000EE"/>
-            <w:u w:val="single"/>
-          </w:rPr>
-          <w:t>88–89篇</w:t>
-        </w:r>
-      </w:hyperlink>
+      <w:r>
+        <w:rPr>
+          <w:lang w:val="zh_TW" w:bidi="zh_TW"/>
+        </w:rPr>
+        <w:t>88–89篇</w:t>
+      </w:r>
       <w:r>
         <w:rPr>
           <w:lang w:val="zh_TW" w:bidi="zh_TW"/>
         </w:rPr>
         <w:t>），miktam（「金詩」或「吟唱」：</w:t>
       </w:r>
-      <w:hyperlink r:id="rId102">
-        <w:r>
-          <w:rPr>
-            <w:lang w:val="zh_TW" w:bidi="zh_TW"/>
-          </w:rPr>
-          <w:rPr>
-            <w:color w:val="0000EE"/>
-            <w:u w:val="single"/>
-          </w:rPr>
-          <w:t>詩16</w:t>
-        </w:r>
-      </w:hyperlink>
+      <w:r>
+        <w:rPr>
+          <w:lang w:val="zh_TW" w:bidi="zh_TW"/>
+        </w:rPr>
+        <w:t>詩16</w:t>
+      </w:r>
       <w:r>
         <w:rPr>
           <w:lang w:val="zh_TW" w:bidi="zh_TW"/>
         </w:rPr>
         <w:t>，</w:t>
       </w:r>
-      <w:hyperlink r:id="rId103">
-        <w:r>
-          <w:rPr>
-            <w:lang w:val="zh_TW" w:bidi="zh_TW"/>
-          </w:rPr>
-          <w:rPr>
-            <w:color w:val="0000EE"/>
-            <w:u w:val="single"/>
-          </w:rPr>
-          <w:t>56–60篇</w:t>
-        </w:r>
-      </w:hyperlink>
+      <w:r>
+        <w:rPr>
+          <w:lang w:val="zh_TW" w:bidi="zh_TW"/>
+        </w:rPr>
+        <w:t>56–60篇</w:t>
+      </w:r>
       <w:r>
         <w:rPr>
           <w:lang w:val="zh_TW" w:bidi="zh_TW"/>
         </w:rPr>
         <w:t>），shir（「上行之詩」：</w:t>
       </w:r>
-      <w:hyperlink r:id="rId104">
-        <w:r>
-          <w:rPr>
-            <w:lang w:val="zh_TW" w:bidi="zh_TW"/>
-          </w:rPr>
-          <w:rPr>
-            <w:color w:val="0000EE"/>
-            <w:u w:val="single"/>
-          </w:rPr>
-          <w:t>詩45</w:t>
-        </w:r>
-      </w:hyperlink>
+      <w:r>
+        <w:rPr>
+          <w:lang w:val="zh_TW" w:bidi="zh_TW"/>
+        </w:rPr>
+        <w:t>詩45</w:t>
+      </w:r>
       <w:r>
         <w:rPr>
           <w:lang w:val="zh_TW" w:bidi="zh_TW"/>
         </w:rPr>
         <w:t>，</w:t>
       </w:r>
-      <w:hyperlink r:id="rId105">
-        <w:r>
-          <w:rPr>
-            <w:lang w:val="zh_TW" w:bidi="zh_TW"/>
-          </w:rPr>
-          <w:rPr>
-            <w:color w:val="0000EE"/>
-            <w:u w:val="single"/>
-          </w:rPr>
-          <w:t>120–135篇</w:t>
-        </w:r>
-      </w:hyperlink>
+      <w:r>
+        <w:rPr>
+          <w:lang w:val="zh_TW" w:bidi="zh_TW"/>
+        </w:rPr>
+        <w:t>120–135篇</w:t>
+      </w:r>
       <w:r>
         <w:rPr>
           <w:lang w:val="zh_TW" w:bidi="zh_TW"/>
         </w:rPr>
         <w:t>），shiggayon（「流離歌」，一個通用或音樂術語：</w:t>
       </w:r>
-      <w:hyperlink r:id="rId76">
-        <w:r>
-          <w:rPr>
-            <w:lang w:val="zh_TW" w:bidi="zh_TW"/>
-          </w:rPr>
-          <w:rPr>
-            <w:color w:val="0000EE"/>
-            <w:u w:val="single"/>
-          </w:rPr>
-          <w:t>詩7篇</w:t>
-        </w:r>
-      </w:hyperlink>
+      <w:r>
+        <w:rPr>
+          <w:lang w:val="zh_TW" w:bidi="zh_TW"/>
+        </w:rPr>
+        <w:t>詩7篇</w:t>
+      </w:r>
       <w:r>
         <w:rPr>
           <w:lang w:val="zh_TW" w:bidi="zh_TW"/>
         </w:rPr>
         <w:t>），tepillah（「祈禱」：</w:t>
       </w:r>
-      <w:hyperlink r:id="rId106">
-        <w:r>
-          <w:rPr>
-            <w:lang w:val="zh_TW" w:bidi="zh_TW"/>
-          </w:rPr>
-          <w:rPr>
-            <w:color w:val="0000EE"/>
-            <w:u w:val="single"/>
-          </w:rPr>
-          <w:t>詩17</w:t>
-        </w:r>
-      </w:hyperlink>
+      <w:r>
+        <w:rPr>
+          <w:lang w:val="zh_TW" w:bidi="zh_TW"/>
+        </w:rPr>
+        <w:t>詩17</w:t>
+      </w:r>
       <w:r>
         <w:rPr>
           <w:lang w:val="zh_TW" w:bidi="zh_TW"/>
         </w:rPr>
         <w:t>，</w:t>
       </w:r>
-      <w:hyperlink r:id="rId37">
-        <w:r>
-          <w:rPr>
-            <w:lang w:val="zh_TW" w:bidi="zh_TW"/>
-          </w:rPr>
-          <w:rPr>
-            <w:color w:val="0000EE"/>
-            <w:u w:val="single"/>
-          </w:rPr>
-          <w:t>86</w:t>
-        </w:r>
-      </w:hyperlink>
+      <w:r>
+        <w:rPr>
+          <w:lang w:val="zh_TW" w:bidi="zh_TW"/>
+        </w:rPr>
+        <w:t>86</w:t>
+      </w:r>
       <w:r>
         <w:rPr>
           <w:lang w:val="zh_TW" w:bidi="zh_TW"/>
         </w:rPr>
         <w:t>，</w:t>
       </w:r>
-      <w:hyperlink r:id="rId71">
-        <w:r>
-          <w:rPr>
-            <w:lang w:val="zh_TW" w:bidi="zh_TW"/>
-          </w:rPr>
-          <w:rPr>
-            <w:color w:val="0000EE"/>
-            <w:u w:val="single"/>
-          </w:rPr>
-          <w:t>90篇</w:t>
-        </w:r>
-      </w:hyperlink>
+      <w:r>
+        <w:rPr>
+          <w:lang w:val="zh_TW" w:bidi="zh_TW"/>
+        </w:rPr>
+        <w:t>90篇</w:t>
+      </w:r>
       <w:r>
         <w:rPr>
           <w:lang w:val="zh_TW" w:bidi="zh_TW"/>
         </w:rPr>
         <w:t>），tehillah（「讚美詩」：</w:t>
       </w:r>
-      <w:hyperlink r:id="rId56">
-        <w:r>
-          <w:rPr>
-            <w:lang w:val="zh_TW" w:bidi="zh_TW"/>
-          </w:rPr>
-          <w:rPr>
-            <w:color w:val="0000EE"/>
-            <w:u w:val="single"/>
-          </w:rPr>
-          <w:t>詩145篇</w:t>
-        </w:r>
-      </w:hyperlink>
+      <w:r>
+        <w:rPr>
+          <w:lang w:val="zh_TW" w:bidi="zh_TW"/>
+        </w:rPr>
+        <w:t>詩145篇</w:t>
+      </w:r>
       <w:r>
         <w:rPr>
           <w:lang w:val="zh_TW" w:bidi="zh_TW"/>
         </w:rPr>
         <w:t>），higgayon（「默想」，確切含義不明，譯註：和合本沒有譯出這個詞：</w:t>
       </w:r>
-      <w:hyperlink r:id="rId107">
-        <w:r>
-          <w:rPr>
-            <w:lang w:val="zh_TW" w:bidi="zh_TW"/>
-          </w:rPr>
-          <w:rPr>
-            <w:color w:val="0000EE"/>
-            <w:u w:val="single"/>
-          </w:rPr>
-          <w:t>詩9:16</w:t>
-        </w:r>
-      </w:hyperlink>
+      <w:r>
+        <w:rPr>
+          <w:lang w:val="zh_TW" w:bidi="zh_TW"/>
+        </w:rPr>
+        <w:t>詩9:16</w:t>
+      </w:r>
       <w:r>
         <w:rPr>
           <w:lang w:val="zh_TW" w:bidi="zh_TW"/>
         </w:rPr>
         <w:t>），和todah（「稱謝詩」：</w:t>
       </w:r>
-      <w:hyperlink r:id="rId42">
-        <w:r>
-          <w:rPr>
-            <w:lang w:val="zh_TW" w:bidi="zh_TW"/>
-          </w:rPr>
-          <w:rPr>
-            <w:color w:val="0000EE"/>
-            <w:u w:val="single"/>
-          </w:rPr>
-          <w:t>詩100篇</w:t>
-        </w:r>
-      </w:hyperlink>
+      <w:r>
+        <w:rPr>
+          <w:lang w:val="zh_TW" w:bidi="zh_TW"/>
+        </w:rPr>
+        <w:t>詩100篇</w:t>
+      </w:r>
       <w:r>
         <w:rPr>
           <w:lang w:val="zh_TW" w:bidi="zh_TW"/>
@@ -3254,162 +2408,108 @@
         </w:rPr>
         <w:t>智慧詩或教導詩（</w:t>
       </w:r>
-      <w:hyperlink r:id="rId14">
-        <w:r>
-          <w:rPr>
-            <w:lang w:val="zh_TW" w:bidi="zh_TW"/>
-          </w:rPr>
-          <w:rPr>
-            <w:color w:val="0000EE"/>
-            <w:u w:val="single"/>
-          </w:rPr>
-          <w:t>詩1</w:t>
-        </w:r>
-      </w:hyperlink>
+      <w:r>
+        <w:rPr>
+          <w:lang w:val="zh_TW" w:bidi="zh_TW"/>
+        </w:rPr>
+        <w:t>詩1</w:t>
+      </w:r>
       <w:r>
         <w:rPr>
           <w:lang w:val="zh_TW" w:bidi="zh_TW"/>
         </w:rPr>
         <w:t>，</w:t>
       </w:r>
-      <w:hyperlink r:id="rId108">
-        <w:r>
-          <w:rPr>
-            <w:lang w:val="zh_TW" w:bidi="zh_TW"/>
-          </w:rPr>
-          <w:rPr>
-            <w:color w:val="0000EE"/>
-            <w:u w:val="single"/>
-          </w:rPr>
-          <w:t>15</w:t>
-        </w:r>
-      </w:hyperlink>
+      <w:r>
+        <w:rPr>
+          <w:lang w:val="zh_TW" w:bidi="zh_TW"/>
+        </w:rPr>
+        <w:t>15</w:t>
+      </w:r>
       <w:r>
         <w:rPr>
           <w:lang w:val="zh_TW" w:bidi="zh_TW"/>
         </w:rPr>
         <w:t>，</w:t>
       </w:r>
-      <w:hyperlink r:id="rId109">
-        <w:r>
-          <w:rPr>
-            <w:lang w:val="zh_TW" w:bidi="zh_TW"/>
-          </w:rPr>
-          <w:rPr>
-            <w:color w:val="0000EE"/>
-            <w:u w:val="single"/>
-          </w:rPr>
-          <w:t>24</w:t>
-        </w:r>
-      </w:hyperlink>
+      <w:r>
+        <w:rPr>
+          <w:lang w:val="zh_TW" w:bidi="zh_TW"/>
+        </w:rPr>
+        <w:t>24</w:t>
+      </w:r>
       <w:r>
         <w:rPr>
           <w:lang w:val="zh_TW" w:bidi="zh_TW"/>
         </w:rPr>
         <w:t>，</w:t>
       </w:r>
-      <w:hyperlink r:id="rId110">
-        <w:r>
-          <w:rPr>
-            <w:lang w:val="zh_TW" w:bidi="zh_TW"/>
-          </w:rPr>
-          <w:rPr>
-            <w:color w:val="0000EE"/>
-            <w:u w:val="single"/>
-          </w:rPr>
-          <w:t>33</w:t>
-        </w:r>
-      </w:hyperlink>
+      <w:r>
+        <w:rPr>
+          <w:lang w:val="zh_TW" w:bidi="zh_TW"/>
+        </w:rPr>
+        <w:t>33</w:t>
+      </w:r>
       <w:r>
         <w:rPr>
           <w:lang w:val="zh_TW" w:bidi="zh_TW"/>
         </w:rPr>
         <w:t>，</w:t>
       </w:r>
-      <w:hyperlink r:id="rId78">
-        <w:r>
-          <w:rPr>
-            <w:lang w:val="zh_TW" w:bidi="zh_TW"/>
-          </w:rPr>
-          <w:rPr>
-            <w:color w:val="0000EE"/>
-            <w:u w:val="single"/>
-          </w:rPr>
-          <w:t>34</w:t>
-        </w:r>
-      </w:hyperlink>
+      <w:r>
+        <w:rPr>
+          <w:lang w:val="zh_TW" w:bidi="zh_TW"/>
+        </w:rPr>
+        <w:t>34</w:t>
+      </w:r>
       <w:r>
         <w:rPr>
           <w:lang w:val="zh_TW" w:bidi="zh_TW"/>
         </w:rPr>
         <w:t>，</w:t>
       </w:r>
-      <w:hyperlink r:id="rId111">
-        <w:r>
-          <w:rPr>
-            <w:lang w:val="zh_TW" w:bidi="zh_TW"/>
-          </w:rPr>
-          <w:rPr>
-            <w:color w:val="0000EE"/>
-            <w:u w:val="single"/>
-          </w:rPr>
-          <w:t>37</w:t>
-        </w:r>
-      </w:hyperlink>
+      <w:r>
+        <w:rPr>
+          <w:lang w:val="zh_TW" w:bidi="zh_TW"/>
+        </w:rPr>
+        <w:t>37</w:t>
+      </w:r>
       <w:r>
         <w:rPr>
           <w:lang w:val="zh_TW" w:bidi="zh_TW"/>
         </w:rPr>
         <w:t>，</w:t>
       </w:r>
-      <w:hyperlink r:id="rId38">
-        <w:r>
-          <w:rPr>
-            <w:lang w:val="zh_TW" w:bidi="zh_TW"/>
-          </w:rPr>
-          <w:rPr>
-            <w:color w:val="0000EE"/>
-            <w:u w:val="single"/>
-          </w:rPr>
-          <w:t>73</w:t>
-        </w:r>
-      </w:hyperlink>
+      <w:r>
+        <w:rPr>
+          <w:lang w:val="zh_TW" w:bidi="zh_TW"/>
+        </w:rPr>
+        <w:t>73</w:t>
+      </w:r>
       <w:r>
         <w:rPr>
           <w:lang w:val="zh_TW" w:bidi="zh_TW"/>
         </w:rPr>
         <w:t>，</w:t>
       </w:r>
-      <w:hyperlink r:id="rId71">
-        <w:r>
-          <w:rPr>
-            <w:lang w:val="zh_TW" w:bidi="zh_TW"/>
-          </w:rPr>
-          <w:rPr>
-            <w:color w:val="0000EE"/>
-            <w:u w:val="single"/>
-          </w:rPr>
-          <w:t>90</w:t>
-        </w:r>
-      </w:hyperlink>
+      <w:r>
+        <w:rPr>
+          <w:lang w:val="zh_TW" w:bidi="zh_TW"/>
+        </w:rPr>
+        <w:t>90</w:t>
+      </w:r>
       <w:r>
         <w:rPr>
           <w:lang w:val="zh_TW" w:bidi="zh_TW"/>
         </w:rPr>
         <w:t>，</w:t>
       </w:r>
-      <w:hyperlink r:id="rId52">
-        <w:r>
-          <w:rPr>
-            <w:lang w:val="zh_TW" w:bidi="zh_TW"/>
-          </w:rPr>
-          <w:rPr>
-            <w:color w:val="0000EE"/>
-            <w:u w:val="single"/>
-          </w:rPr>
-          <w:t>107篇</w:t>
-        </w:r>
-      </w:hyperlink>
+      <w:r>
+        <w:rPr>
+          <w:lang w:val="zh_TW" w:bidi="zh_TW"/>
+        </w:rPr>
+        <w:t>107篇</w:t>
+      </w:r>
       <w:r>
         <w:rPr>
           <w:lang w:val="zh_TW" w:bidi="zh_TW"/>
@@ -3452,108 +2552,72 @@
         </w:rPr>
         <w:t>讚美詩或感恩詩（</w:t>
       </w:r>
-      <w:hyperlink r:id="rId112">
-        <w:r>
-          <w:rPr>
-            <w:lang w:val="zh_TW" w:bidi="zh_TW"/>
-          </w:rPr>
-          <w:rPr>
-            <w:color w:val="0000EE"/>
-            <w:u w:val="single"/>
-          </w:rPr>
-          <w:t>詩8</w:t>
-        </w:r>
-      </w:hyperlink>
+      <w:r>
+        <w:rPr>
+          <w:lang w:val="zh_TW" w:bidi="zh_TW"/>
+        </w:rPr>
+        <w:t>詩8</w:t>
+      </w:r>
       <w:r>
         <w:rPr>
           <w:lang w:val="zh_TW" w:bidi="zh_TW"/>
         </w:rPr>
         <w:t>，</w:t>
       </w:r>
-      <w:hyperlink r:id="rId113">
-        <w:r>
-          <w:rPr>
-            <w:lang w:val="zh_TW" w:bidi="zh_TW"/>
-          </w:rPr>
-          <w:rPr>
-            <w:color w:val="0000EE"/>
-            <w:u w:val="single"/>
-          </w:rPr>
-          <w:t>19</w:t>
-        </w:r>
-      </w:hyperlink>
+      <w:r>
+        <w:rPr>
+          <w:lang w:val="zh_TW" w:bidi="zh_TW"/>
+        </w:rPr>
+        <w:t>19</w:t>
+      </w:r>
       <w:r>
         <w:rPr>
           <w:lang w:val="zh_TW" w:bidi="zh_TW"/>
         </w:rPr>
         <w:t>，</w:t>
       </w:r>
-      <w:hyperlink r:id="rId114">
-        <w:r>
-          <w:rPr>
-            <w:lang w:val="zh_TW" w:bidi="zh_TW"/>
-          </w:rPr>
-          <w:rPr>
-            <w:color w:val="0000EE"/>
-            <w:u w:val="single"/>
-          </w:rPr>
-          <w:t>29</w:t>
-        </w:r>
-      </w:hyperlink>
+      <w:r>
+        <w:rPr>
+          <w:lang w:val="zh_TW" w:bidi="zh_TW"/>
+        </w:rPr>
+        <w:t>29</w:t>
+      </w:r>
       <w:r>
         <w:rPr>
           <w:lang w:val="zh_TW" w:bidi="zh_TW"/>
         </w:rPr>
         <w:t>，</w:t>
       </w:r>
-      <w:hyperlink r:id="rId115">
-        <w:r>
-          <w:rPr>
-            <w:lang w:val="zh_TW" w:bidi="zh_TW"/>
-          </w:rPr>
-          <w:rPr>
-            <w:color w:val="0000EE"/>
-            <w:u w:val="single"/>
-          </w:rPr>
-          <w:t>65</w:t>
-        </w:r>
-      </w:hyperlink>
+      <w:r>
+        <w:rPr>
+          <w:lang w:val="zh_TW" w:bidi="zh_TW"/>
+        </w:rPr>
+        <w:t>65</w:t>
+      </w:r>
       <w:r>
         <w:rPr>
           <w:lang w:val="zh_TW" w:bidi="zh_TW"/>
         </w:rPr>
         <w:t>，</w:t>
       </w:r>
-      <w:hyperlink r:id="rId116">
-        <w:r>
-          <w:rPr>
-            <w:lang w:val="zh_TW" w:bidi="zh_TW"/>
-          </w:rPr>
-          <w:rPr>
-            <w:color w:val="0000EE"/>
-            <w:u w:val="single"/>
-          </w:rPr>
-          <w:t>67</w:t>
-        </w:r>
-      </w:hyperlink>
+      <w:r>
+        <w:rPr>
+          <w:lang w:val="zh_TW" w:bidi="zh_TW"/>
+        </w:rPr>
+        <w:t>67</w:t>
+      </w:r>
       <w:r>
         <w:rPr>
           <w:lang w:val="zh_TW" w:bidi="zh_TW"/>
         </w:rPr>
         <w:t>，</w:t>
       </w:r>
-      <w:hyperlink r:id="rId61">
-        <w:r>
-          <w:rPr>
-            <w:lang w:val="zh_TW" w:bidi="zh_TW"/>
-          </w:rPr>
-          <w:rPr>
-            <w:color w:val="0000EE"/>
-            <w:u w:val="single"/>
-          </w:rPr>
-          <w:t>114篇</w:t>
-        </w:r>
-      </w:hyperlink>
+      <w:r>
+        <w:rPr>
+          <w:lang w:val="zh_TW" w:bidi="zh_TW"/>
+        </w:rPr>
+        <w:t>114篇</w:t>
+      </w:r>
       <w:r>
         <w:rPr>
           <w:lang w:val="zh_TW" w:bidi="zh_TW"/>
@@ -3574,252 +2638,168 @@
         </w:rPr>
         <w:t>讚美詩還有幾個子類型，包括關於王的「王室」詩篇（</w:t>
       </w:r>
-      <w:hyperlink r:id="rId15">
-        <w:r>
-          <w:rPr>
-            <w:lang w:val="zh_TW" w:bidi="zh_TW"/>
-          </w:rPr>
-          <w:rPr>
-            <w:color w:val="0000EE"/>
-            <w:u w:val="single"/>
-          </w:rPr>
-          <w:t>詩2</w:t>
-        </w:r>
-      </w:hyperlink>
+      <w:r>
+        <w:rPr>
+          <w:lang w:val="zh_TW" w:bidi="zh_TW"/>
+        </w:rPr>
+        <w:t>詩2</w:t>
+      </w:r>
       <w:r>
         <w:rPr>
           <w:lang w:val="zh_TW" w:bidi="zh_TW"/>
         </w:rPr>
         <w:t>，</w:t>
       </w:r>
-      <w:hyperlink r:id="rId104">
-        <w:r>
-          <w:rPr>
-            <w:lang w:val="zh_TW" w:bidi="zh_TW"/>
-          </w:rPr>
-          <w:rPr>
-            <w:color w:val="0000EE"/>
-            <w:u w:val="single"/>
-          </w:rPr>
-          <w:t>45</w:t>
-        </w:r>
-      </w:hyperlink>
+      <w:r>
+        <w:rPr>
+          <w:lang w:val="zh_TW" w:bidi="zh_TW"/>
+        </w:rPr>
+        <w:t>45</w:t>
+      </w:r>
       <w:r>
         <w:rPr>
           <w:lang w:val="zh_TW" w:bidi="zh_TW"/>
         </w:rPr>
         <w:t>，</w:t>
       </w:r>
-      <w:hyperlink r:id="rId31">
-        <w:r>
-          <w:rPr>
-            <w:lang w:val="zh_TW" w:bidi="zh_TW"/>
-          </w:rPr>
-          <w:rPr>
-            <w:color w:val="0000EE"/>
-            <w:u w:val="single"/>
-          </w:rPr>
-          <w:t>72</w:t>
-        </w:r>
-      </w:hyperlink>
+      <w:r>
+        <w:rPr>
+          <w:lang w:val="zh_TW" w:bidi="zh_TW"/>
+        </w:rPr>
+        <w:t>72</w:t>
+      </w:r>
       <w:r>
         <w:rPr>
           <w:lang w:val="zh_TW" w:bidi="zh_TW"/>
         </w:rPr>
         <w:t>，</w:t>
       </w:r>
-      <w:hyperlink r:id="rId39">
-        <w:r>
-          <w:rPr>
-            <w:lang w:val="zh_TW" w:bidi="zh_TW"/>
-          </w:rPr>
-          <w:rPr>
-            <w:color w:val="0000EE"/>
-            <w:u w:val="single"/>
-          </w:rPr>
-          <w:t>89</w:t>
-        </w:r>
-      </w:hyperlink>
+      <w:r>
+        <w:rPr>
+          <w:lang w:val="zh_TW" w:bidi="zh_TW"/>
+        </w:rPr>
+        <w:t>89</w:t>
+      </w:r>
       <w:r>
         <w:rPr>
           <w:lang w:val="zh_TW" w:bidi="zh_TW"/>
         </w:rPr>
         <w:t>，</w:t>
       </w:r>
-      <w:hyperlink r:id="rId117">
-        <w:r>
-          <w:rPr>
-            <w:lang w:val="zh_TW" w:bidi="zh_TW"/>
-          </w:rPr>
-          <w:rPr>
-            <w:color w:val="0000EE"/>
-            <w:u w:val="single"/>
-          </w:rPr>
-          <w:t>110篇</w:t>
-        </w:r>
-      </w:hyperlink>
+      <w:r>
+        <w:rPr>
+          <w:lang w:val="zh_TW" w:bidi="zh_TW"/>
+        </w:rPr>
+        <w:t>110篇</w:t>
+      </w:r>
       <w:r>
         <w:rPr>
           <w:lang w:val="zh_TW" w:bidi="zh_TW"/>
         </w:rPr>
         <w:t>）；將王權歸於耶和華的詩篇（</w:t>
       </w:r>
-      <w:hyperlink r:id="rId118">
-        <w:r>
-          <w:rPr>
-            <w:lang w:val="zh_TW" w:bidi="zh_TW"/>
-          </w:rPr>
-          <w:rPr>
-            <w:color w:val="0000EE"/>
-            <w:u w:val="single"/>
-          </w:rPr>
-          <w:t>詩93</w:t>
-        </w:r>
-      </w:hyperlink>
+      <w:r>
+        <w:rPr>
+          <w:lang w:val="zh_TW" w:bidi="zh_TW"/>
+        </w:rPr>
+        <w:t>詩93</w:t>
+      </w:r>
       <w:r>
         <w:rPr>
           <w:lang w:val="zh_TW" w:bidi="zh_TW"/>
         </w:rPr>
         <w:t>，</w:t>
       </w:r>
-      <w:hyperlink r:id="rId119">
-        <w:r>
-          <w:rPr>
-            <w:lang w:val="zh_TW" w:bidi="zh_TW"/>
-          </w:rPr>
-          <w:rPr>
-            <w:color w:val="0000EE"/>
-            <w:u w:val="single"/>
-          </w:rPr>
-          <w:t>95–99篇</w:t>
-        </w:r>
-      </w:hyperlink>
+      <w:r>
+        <w:rPr>
+          <w:lang w:val="zh_TW" w:bidi="zh_TW"/>
+        </w:rPr>
+        <w:t>95–99篇</w:t>
+      </w:r>
       <w:r>
         <w:rPr>
           <w:lang w:val="zh_TW" w:bidi="zh_TW"/>
         </w:rPr>
         <w:t>）；關於創造的讚美詩（</w:t>
       </w:r>
-      <w:hyperlink r:id="rId113">
-        <w:r>
-          <w:rPr>
-            <w:lang w:val="zh_TW" w:bidi="zh_TW"/>
-          </w:rPr>
-          <w:rPr>
-            <w:color w:val="0000EE"/>
-            <w:u w:val="single"/>
-          </w:rPr>
-          <w:t>詩19</w:t>
-        </w:r>
-      </w:hyperlink>
+      <w:r>
+        <w:rPr>
+          <w:lang w:val="zh_TW" w:bidi="zh_TW"/>
+        </w:rPr>
+        <w:t>詩19</w:t>
+      </w:r>
       <w:r>
         <w:rPr>
           <w:lang w:val="zh_TW" w:bidi="zh_TW"/>
         </w:rPr>
         <w:t>，</w:t>
       </w:r>
-      <w:hyperlink r:id="rId114">
-        <w:r>
-          <w:rPr>
-            <w:lang w:val="zh_TW" w:bidi="zh_TW"/>
-          </w:rPr>
-          <w:rPr>
-            <w:color w:val="0000EE"/>
-            <w:u w:val="single"/>
-          </w:rPr>
-          <w:t>29</w:t>
-        </w:r>
-      </w:hyperlink>
+      <w:r>
+        <w:rPr>
+          <w:lang w:val="zh_TW" w:bidi="zh_TW"/>
+        </w:rPr>
+        <w:t>29</w:t>
+      </w:r>
       <w:r>
         <w:rPr>
           <w:lang w:val="zh_TW" w:bidi="zh_TW"/>
         </w:rPr>
         <w:t>，</w:t>
       </w:r>
-      <w:hyperlink r:id="rId120">
-        <w:r>
-          <w:rPr>
-            <w:lang w:val="zh_TW" w:bidi="zh_TW"/>
-          </w:rPr>
-          <w:rPr>
-            <w:color w:val="0000EE"/>
-            <w:u w:val="single"/>
-          </w:rPr>
-          <w:t>104篇</w:t>
-        </w:r>
-      </w:hyperlink>
+      <w:r>
+        <w:rPr>
+          <w:lang w:val="zh_TW" w:bidi="zh_TW"/>
+        </w:rPr>
+        <w:t>104篇</w:t>
+      </w:r>
       <w:r>
         <w:rPr>
           <w:lang w:val="zh_TW" w:bidi="zh_TW"/>
         </w:rPr>
         <w:t>）；以及關於錫安的讚美詩（</w:t>
       </w:r>
-      <w:hyperlink r:id="rId121">
-        <w:r>
-          <w:rPr>
-            <w:lang w:val="zh_TW" w:bidi="zh_TW"/>
-          </w:rPr>
-          <w:rPr>
-            <w:color w:val="0000EE"/>
-            <w:u w:val="single"/>
-          </w:rPr>
-          <w:t>詩46</w:t>
-        </w:r>
-      </w:hyperlink>
+      <w:r>
+        <w:rPr>
+          <w:lang w:val="zh_TW" w:bidi="zh_TW"/>
+        </w:rPr>
+        <w:t>詩46</w:t>
+      </w:r>
       <w:r>
         <w:rPr>
           <w:lang w:val="zh_TW" w:bidi="zh_TW"/>
         </w:rPr>
         <w:t>，</w:t>
       </w:r>
-      <w:hyperlink r:id="rId122">
-        <w:r>
-          <w:rPr>
-            <w:lang w:val="zh_TW" w:bidi="zh_TW"/>
-          </w:rPr>
-          <w:rPr>
-            <w:color w:val="0000EE"/>
-            <w:u w:val="single"/>
-          </w:rPr>
-          <w:t>48</w:t>
-        </w:r>
-      </w:hyperlink>
+      <w:r>
+        <w:rPr>
+          <w:lang w:val="zh_TW" w:bidi="zh_TW"/>
+        </w:rPr>
+        <w:t>48</w:t>
+      </w:r>
       <w:r>
         <w:rPr>
           <w:lang w:val="zh_TW" w:bidi="zh_TW"/>
         </w:rPr>
         <w:t>，</w:t>
       </w:r>
-      <w:hyperlink r:id="rId123">
-        <w:r>
-          <w:rPr>
-            <w:lang w:val="zh_TW" w:bidi="zh_TW"/>
-          </w:rPr>
-          <w:rPr>
-            <w:color w:val="0000EE"/>
-            <w:u w:val="single"/>
-          </w:rPr>
-          <w:t>84</w:t>
-        </w:r>
-      </w:hyperlink>
+      <w:r>
+        <w:rPr>
+          <w:lang w:val="zh_TW" w:bidi="zh_TW"/>
+        </w:rPr>
+        <w:t>84</w:t>
+      </w:r>
       <w:r>
         <w:rPr>
           <w:lang w:val="zh_TW" w:bidi="zh_TW"/>
         </w:rPr>
         <w:t>，</w:t>
       </w:r>
-      <w:hyperlink r:id="rId68">
-        <w:r>
-          <w:rPr>
-            <w:lang w:val="zh_TW" w:bidi="zh_TW"/>
-          </w:rPr>
-          <w:rPr>
-            <w:color w:val="0000EE"/>
-            <w:u w:val="single"/>
-          </w:rPr>
-          <w:t>87篇</w:t>
-        </w:r>
-      </w:hyperlink>
+      <w:r>
+        <w:rPr>
+          <w:lang w:val="zh_TW" w:bidi="zh_TW"/>
+        </w:rPr>
+        <w:t>87篇</w:t>
+      </w:r>
       <w:r>
         <w:rPr>
           <w:lang w:val="zh_TW" w:bidi="zh_TW"/>
@@ -3840,18 +2820,12 @@
         </w:rPr>
         <w:t>另一種詩篇的讀法，是觀察詩篇中常見的進程，即從教導到難題、從難題到重新委身與品格更新。作為五卷合集，詩篇大都具有教導性質，其核心思想與「律法」（妥拉；見</w:t>
       </w:r>
-      <w:hyperlink r:id="rId124">
-        <w:r>
-          <w:rPr>
-            <w:lang w:val="zh_TW" w:bidi="zh_TW"/>
-          </w:rPr>
-          <w:rPr>
-            <w:color w:val="0000EE"/>
-            <w:u w:val="single"/>
-          </w:rPr>
-          <w:t>1:2</w:t>
-        </w:r>
-      </w:hyperlink>
+      <w:r>
+        <w:rPr>
+          <w:lang w:val="zh_TW" w:bidi="zh_TW"/>
+        </w:rPr>
+        <w:t>1:2</w:t>
+      </w:r>
       <w:r>
         <w:rPr>
           <w:lang w:val="zh_TW" w:bidi="zh_TW"/>
@@ -3883,72 +2857,48 @@
         </w:rPr>
         <w:t>詩篇包含大量有關古代以色列音樂敬拜的資訊。大多數詩篇都是讚美、感恩、禱告和悔改之歌。其中一些詩篇被用於特定場合，例如逾越節期間（</w:t>
       </w:r>
-      <w:hyperlink r:id="rId46">
-        <w:r>
-          <w:rPr>
-            <w:lang w:val="zh_TW" w:bidi="zh_TW"/>
-          </w:rPr>
-          <w:rPr>
-            <w:color w:val="0000EE"/>
-            <w:u w:val="single"/>
-          </w:rPr>
-          <w:t>詩113–118篇</w:t>
-        </w:r>
-      </w:hyperlink>
+      <w:r>
+        <w:rPr>
+          <w:lang w:val="zh_TW" w:bidi="zh_TW"/>
+        </w:rPr>
+        <w:t>詩113–118篇</w:t>
+      </w:r>
       <w:r>
         <w:rPr>
           <w:lang w:val="zh_TW" w:bidi="zh_TW"/>
         </w:rPr>
         <w:t>），或在每年節期前往耶路撒冷的旅程中吟唱（</w:t>
       </w:r>
-      <w:hyperlink r:id="rId49">
-        <w:r>
-          <w:rPr>
-            <w:lang w:val="zh_TW" w:bidi="zh_TW"/>
-          </w:rPr>
-          <w:rPr>
-            <w:color w:val="0000EE"/>
-            <w:u w:val="single"/>
-          </w:rPr>
-          <w:t>詩120–134篇</w:t>
-        </w:r>
-      </w:hyperlink>
+      <w:r>
+        <w:rPr>
+          <w:lang w:val="zh_TW" w:bidi="zh_TW"/>
+        </w:rPr>
+        <w:t>詩120–134篇</w:t>
+      </w:r>
       <w:r>
         <w:rPr>
           <w:lang w:val="zh_TW" w:bidi="zh_TW"/>
         </w:rPr>
         <w:t>）。此外，也有一些歷史頌詩，記述重大國家事件（例如，</w:t>
       </w:r>
-      <w:hyperlink r:id="rId91">
-        <w:r>
-          <w:rPr>
-            <w:lang w:val="zh_TW" w:bidi="zh_TW"/>
-          </w:rPr>
-          <w:rPr>
-            <w:color w:val="0000EE"/>
-            <w:u w:val="single"/>
-          </w:rPr>
-          <w:t>詩30篇</w:t>
-        </w:r>
-      </w:hyperlink>
+      <w:r>
+        <w:rPr>
+          <w:lang w:val="zh_TW" w:bidi="zh_TW"/>
+        </w:rPr>
+        <w:t>詩30篇</w:t>
+      </w:r>
       <w:r>
         <w:rPr>
           <w:lang w:val="zh_TW" w:bidi="zh_TW"/>
         </w:rPr>
         <w:t>，「為獻殿而作的詩歌」，以及</w:t>
       </w:r>
-      <w:hyperlink r:id="rId125">
-        <w:r>
-          <w:rPr>
-            <w:lang w:val="zh_TW" w:bidi="zh_TW"/>
-          </w:rPr>
-          <w:rPr>
-            <w:color w:val="0000EE"/>
-            <w:u w:val="single"/>
-          </w:rPr>
-          <w:t>詩137篇</w:t>
-        </w:r>
-      </w:hyperlink>
+      <w:r>
+        <w:rPr>
+          <w:lang w:val="zh_TW" w:bidi="zh_TW"/>
+        </w:rPr>
+        <w:t>詩137篇</w:t>
+      </w:r>
       <w:r>
         <w:rPr>
           <w:lang w:val="zh_TW" w:bidi="zh_TW"/>
@@ -3994,42 +2944,24 @@
         </w:rPr>
         <w:t>詩篇展現了品格的深度，並彰顯智慧、誠信與真實性。然而，這些禱告不僅僅是值得效法的榜樣，更是神賜給人關於義人生活的教導，屬於祂的妥拉（「律法」；見</w:t>
       </w:r>
-      <w:hyperlink r:id="rId14">
-        <w:r>
-          <w:rPr>
-            <w:lang w:val="zh_TW" w:bidi="zh_TW"/>
-          </w:rPr>
-          <w:rPr>
-            <w:color w:val="0000EE"/>
-            <w:u w:val="single"/>
-          </w:rPr>
-          <w:t>詩1，</w:t>
-        </w:r>
-      </w:hyperlink>
-      <w:hyperlink r:id="rId113">
-        <w:r>
-          <w:rPr>
-            <w:lang w:val="zh_TW" w:bidi="zh_TW"/>
-          </w:rPr>
-          <w:rPr>
-            <w:color w:val="0000EE"/>
-            <w:u w:val="single"/>
-          </w:rPr>
-          <w:t>19，</w:t>
-        </w:r>
-      </w:hyperlink>
-      <w:hyperlink r:id="rId47">
-        <w:r>
-          <w:rPr>
-            <w:lang w:val="zh_TW" w:bidi="zh_TW"/>
-          </w:rPr>
-          <w:rPr>
-            <w:color w:val="0000EE"/>
-            <w:u w:val="single"/>
-          </w:rPr>
-          <w:t>119篇</w:t>
-        </w:r>
-      </w:hyperlink>
+      <w:r>
+        <w:rPr>
+          <w:lang w:val="zh_TW" w:bidi="zh_TW"/>
+        </w:rPr>
+        <w:t>詩1，</w:t>
+      </w:r>
+      <w:r>
+        <w:rPr>
+          <w:lang w:val="zh_TW" w:bidi="zh_TW"/>
+        </w:rPr>
+        <w:t>19，</w:t>
+      </w:r>
+      <w:r>
+        <w:rPr>
+          <w:lang w:val="zh_TW" w:bidi="zh_TW"/>
+        </w:rPr>
+        <w:t>119篇</w:t>
+      </w:r>
       <w:r>
         <w:rPr>
           <w:lang w:val="zh_TW" w:bidi="zh_TW"/>
@@ -4050,18 +2982,12 @@
         </w:rPr>
         <w:t>詩篇的作者反思人生的短暫、苦難，以及人所經歷的各種困境。在面對孤立與痛苦時，他們渴望神的同在、供應與保護（例如，</w:t>
       </w:r>
-      <w:hyperlink r:id="rId126">
-        <w:r>
-          <w:rPr>
-            <w:lang w:val="zh_TW" w:bidi="zh_TW"/>
-          </w:rPr>
-          <w:rPr>
-            <w:color w:val="0000EE"/>
-            <w:u w:val="single"/>
-          </w:rPr>
-          <w:t>詩23篇</w:t>
-        </w:r>
-      </w:hyperlink>
+      <w:r>
+        <w:rPr>
+          <w:lang w:val="zh_TW" w:bidi="zh_TW"/>
+        </w:rPr>
+        <w:t>詩23篇</w:t>
+      </w:r>
       <w:r>
         <w:rPr>
           <w:lang w:val="zh_TW" w:bidi="zh_TW"/>
@@ -4082,54 +3008,36 @@
         </w:rPr>
         <w:t>詩篇也顯明了以色列與大衛王朝的失敗。即使最敬虔的以色列人與君王，也無法帶來</w:t>
       </w:r>
-      <w:hyperlink r:id="rId14">
-        <w:r>
-          <w:rPr>
-            <w:lang w:val="zh_TW" w:bidi="zh_TW"/>
-          </w:rPr>
-          <w:rPr>
-            <w:color w:val="0000EE"/>
-            <w:u w:val="single"/>
-          </w:rPr>
-          <w:t>詩篇第一</w:t>
-        </w:r>
-      </w:hyperlink>
+      <w:r>
+        <w:rPr>
+          <w:lang w:val="zh_TW" w:bidi="zh_TW"/>
+        </w:rPr>
+        <w:t>詩篇第一</w:t>
+      </w:r>
       <w:r>
         <w:rPr>
           <w:lang w:val="zh_TW" w:bidi="zh_TW"/>
         </w:rPr>
         <w:t>和</w:t>
       </w:r>
-      <w:hyperlink r:id="rId127">
-        <w:r>
-          <w:rPr>
-            <w:lang w:val="zh_TW" w:bidi="zh_TW"/>
-          </w:rPr>
-          <w:rPr>
-            <w:color w:val="0000EE"/>
-            <w:u w:val="single"/>
-          </w:rPr>
-          <w:t>二篇</w:t>
-        </w:r>
-      </w:hyperlink>
+      <w:r>
+        <w:rPr>
+          <w:lang w:val="zh_TW" w:bidi="zh_TW"/>
+        </w:rPr>
+        <w:t>二篇</w:t>
+      </w:r>
       <w:r>
         <w:rPr>
           <w:lang w:val="zh_TW" w:bidi="zh_TW"/>
         </w:rPr>
         <w:t>所提到的喜樂和平安（另見</w:t>
       </w:r>
-      <w:hyperlink r:id="rId31">
-        <w:r>
-          <w:rPr>
-            <w:lang w:val="zh_TW" w:bidi="zh_TW"/>
-          </w:rPr>
-          <w:rPr>
-            <w:color w:val="0000EE"/>
-            <w:u w:val="single"/>
-          </w:rPr>
-          <w:t>詩72篇</w:t>
-        </w:r>
-      </w:hyperlink>
+      <w:r>
+        <w:rPr>
+          <w:lang w:val="zh_TW" w:bidi="zh_TW"/>
+        </w:rPr>
+        <w:t>詩72篇</w:t>
+      </w:r>
       <w:r>
         <w:rPr>
           <w:lang w:val="zh_TW" w:bidi="zh_TW"/>
@@ -4150,288 +3058,180 @@
         </w:rPr>
         <w:t>詩篇為耶穌基督的降臨做好預備，祂是完全無瑕的人，也是理想的君王，是大衛的後裔，是絕對正直的。耶穌與使徒透過詩篇來理解耶穌的生命與事工（見</w:t>
       </w:r>
-      <w:hyperlink r:id="rId128">
-        <w:r>
-          <w:rPr>
-            <w:lang w:val="zh_TW" w:bidi="zh_TW"/>
-          </w:rPr>
-          <w:rPr>
-            <w:color w:val="0000EE"/>
-            <w:u w:val="single"/>
-          </w:rPr>
-          <w:t>太13:34–35，</w:t>
-        </w:r>
-      </w:hyperlink>
-      <w:hyperlink r:id="rId129">
-        <w:r>
-          <w:rPr>
-            <w:lang w:val="zh_TW" w:bidi="zh_TW"/>
-          </w:rPr>
-          <w:rPr>
-            <w:color w:val="0000EE"/>
-            <w:u w:val="single"/>
-          </w:rPr>
-          <w:t>21:16</w:t>
-        </w:r>
-      </w:hyperlink>
+      <w:r>
+        <w:rPr>
+          <w:lang w:val="zh_TW" w:bidi="zh_TW"/>
+        </w:rPr>
+        <w:t>太13:34–35，</w:t>
+      </w:r>
+      <w:r>
+        <w:rPr>
+          <w:lang w:val="zh_TW" w:bidi="zh_TW"/>
+        </w:rPr>
+        <w:t>21:16</w:t>
+      </w:r>
       <w:r>
         <w:rPr>
           <w:lang w:val="zh_TW" w:bidi="zh_TW"/>
         </w:rPr>
         <w:t>、</w:t>
       </w:r>
-      <w:hyperlink r:id="rId130">
-        <w:r>
-          <w:rPr>
-            <w:lang w:val="zh_TW" w:bidi="zh_TW"/>
-          </w:rPr>
-          <w:rPr>
-            <w:color w:val="0000EE"/>
-            <w:u w:val="single"/>
-          </w:rPr>
-          <w:t>42，</w:t>
-        </w:r>
-      </w:hyperlink>
-      <w:hyperlink r:id="rId131">
-        <w:r>
-          <w:rPr>
-            <w:lang w:val="zh_TW" w:bidi="zh_TW"/>
-          </w:rPr>
-          <w:rPr>
-            <w:color w:val="0000EE"/>
-            <w:u w:val="single"/>
-          </w:rPr>
-          <w:t>23:39</w:t>
-        </w:r>
-      </w:hyperlink>
+      <w:r>
+        <w:rPr>
+          <w:lang w:val="zh_TW" w:bidi="zh_TW"/>
+        </w:rPr>
+        <w:t>42，</w:t>
+      </w:r>
+      <w:r>
+        <w:rPr>
+          <w:lang w:val="zh_TW" w:bidi="zh_TW"/>
+        </w:rPr>
+        <w:t>23:39</w:t>
+      </w:r>
       <w:r>
         <w:rPr>
           <w:lang w:val="zh_TW" w:bidi="zh_TW"/>
         </w:rPr>
         <w:t>；</w:t>
       </w:r>
-      <w:hyperlink r:id="rId132">
-        <w:r>
-          <w:rPr>
-            <w:lang w:val="zh_TW" w:bidi="zh_TW"/>
-          </w:rPr>
-          <w:rPr>
-            <w:color w:val="0000EE"/>
-            <w:u w:val="single"/>
-          </w:rPr>
-          <w:t>約2:17，</w:t>
-        </w:r>
-      </w:hyperlink>
-      <w:hyperlink r:id="rId133">
-        <w:r>
-          <w:rPr>
-            <w:lang w:val="zh_TW" w:bidi="zh_TW"/>
-          </w:rPr>
-          <w:rPr>
-            <w:color w:val="0000EE"/>
-            <w:u w:val="single"/>
-          </w:rPr>
-          <w:t>15:25，</w:t>
-        </w:r>
-      </w:hyperlink>
-      <w:hyperlink r:id="rId134">
-        <w:r>
-          <w:rPr>
-            <w:lang w:val="zh_TW" w:bidi="zh_TW"/>
-          </w:rPr>
-          <w:rPr>
-            <w:color w:val="0000EE"/>
-            <w:u w:val="single"/>
-          </w:rPr>
-          <w:t>19:24</w:t>
-        </w:r>
-      </w:hyperlink>
+      <w:r>
+        <w:rPr>
+          <w:lang w:val="zh_TW" w:bidi="zh_TW"/>
+        </w:rPr>
+        <w:t>約2:17，</w:t>
+      </w:r>
+      <w:r>
+        <w:rPr>
+          <w:lang w:val="zh_TW" w:bidi="zh_TW"/>
+        </w:rPr>
+        <w:t>15:25，</w:t>
+      </w:r>
+      <w:r>
+        <w:rPr>
+          <w:lang w:val="zh_TW" w:bidi="zh_TW"/>
+        </w:rPr>
+        <w:t>19:24</w:t>
+      </w:r>
       <w:r>
         <w:rPr>
           <w:lang w:val="zh_TW" w:bidi="zh_TW"/>
         </w:rPr>
         <w:t>、</w:t>
       </w:r>
-      <w:hyperlink r:id="rId135">
-        <w:r>
-          <w:rPr>
-            <w:lang w:val="zh_TW" w:bidi="zh_TW"/>
-          </w:rPr>
-          <w:rPr>
-            <w:color w:val="0000EE"/>
-            <w:u w:val="single"/>
-          </w:rPr>
-          <w:t>28</w:t>
-        </w:r>
-      </w:hyperlink>
+      <w:r>
+        <w:rPr>
+          <w:lang w:val="zh_TW" w:bidi="zh_TW"/>
+        </w:rPr>
+        <w:t>28</w:t>
+      </w:r>
       <w:r>
         <w:rPr>
           <w:lang w:val="zh_TW" w:bidi="zh_TW"/>
         </w:rPr>
         <w:t>、</w:t>
       </w:r>
-      <w:hyperlink r:id="rId136">
-        <w:r>
-          <w:rPr>
-            <w:lang w:val="zh_TW" w:bidi="zh_TW"/>
-          </w:rPr>
-          <w:rPr>
-            <w:color w:val="0000EE"/>
-            <w:u w:val="single"/>
-          </w:rPr>
-          <w:t>36</w:t>
-        </w:r>
-      </w:hyperlink>
+      <w:r>
+        <w:rPr>
+          <w:lang w:val="zh_TW" w:bidi="zh_TW"/>
+        </w:rPr>
+        <w:t>36</w:t>
+      </w:r>
       <w:r>
         <w:rPr>
           <w:lang w:val="zh_TW" w:bidi="zh_TW"/>
         </w:rPr>
         <w:t>；</w:t>
       </w:r>
-      <w:hyperlink r:id="rId137">
-        <w:r>
-          <w:rPr>
-            <w:lang w:val="zh_TW" w:bidi="zh_TW"/>
-          </w:rPr>
-          <w:rPr>
-            <w:color w:val="0000EE"/>
-            <w:u w:val="single"/>
-          </w:rPr>
-          <w:t>徒2:22–35，</w:t>
-        </w:r>
-      </w:hyperlink>
-      <w:hyperlink r:id="rId138">
-        <w:r>
-          <w:rPr>
-            <w:lang w:val="zh_TW" w:bidi="zh_TW"/>
-          </w:rPr>
-          <w:rPr>
-            <w:color w:val="0000EE"/>
-            <w:u w:val="single"/>
-          </w:rPr>
-          <w:t>4:11，</w:t>
-        </w:r>
-      </w:hyperlink>
-      <w:hyperlink r:id="rId139">
-        <w:r>
-          <w:rPr>
-            <w:lang w:val="zh_TW" w:bidi="zh_TW"/>
-          </w:rPr>
-          <w:rPr>
-            <w:color w:val="0000EE"/>
-            <w:u w:val="single"/>
-          </w:rPr>
-          <w:t>13:32–38</w:t>
-        </w:r>
-      </w:hyperlink>
+      <w:r>
+        <w:rPr>
+          <w:lang w:val="zh_TW" w:bidi="zh_TW"/>
+        </w:rPr>
+        <w:t>徒2:22–35，</w:t>
+      </w:r>
+      <w:r>
+        <w:rPr>
+          <w:lang w:val="zh_TW" w:bidi="zh_TW"/>
+        </w:rPr>
+        <w:t>4:11，</w:t>
+      </w:r>
+      <w:r>
+        <w:rPr>
+          <w:lang w:val="zh_TW" w:bidi="zh_TW"/>
+        </w:rPr>
+        <w:t>13:32–38</w:t>
+      </w:r>
       <w:r>
         <w:rPr>
           <w:lang w:val="zh_TW" w:bidi="zh_TW"/>
         </w:rPr>
         <w:t>；</w:t>
       </w:r>
-      <w:hyperlink r:id="rId140">
-        <w:r>
-          <w:rPr>
-            <w:lang w:val="zh_TW" w:bidi="zh_TW"/>
-          </w:rPr>
-          <w:rPr>
-            <w:color w:val="0000EE"/>
-            <w:u w:val="single"/>
-          </w:rPr>
-          <w:t>羅15:3</w:t>
-        </w:r>
-      </w:hyperlink>
+      <w:r>
+        <w:rPr>
+          <w:lang w:val="zh_TW" w:bidi="zh_TW"/>
+        </w:rPr>
+        <w:t>羅15:3</w:t>
+      </w:r>
       <w:r>
         <w:rPr>
           <w:lang w:val="zh_TW" w:bidi="zh_TW"/>
         </w:rPr>
         <w:t>；</w:t>
       </w:r>
-      <w:hyperlink r:id="rId141">
-        <w:r>
-          <w:rPr>
-            <w:lang w:val="zh_TW" w:bidi="zh_TW"/>
-          </w:rPr>
-          <w:rPr>
-            <w:color w:val="0000EE"/>
-            <w:u w:val="single"/>
-          </w:rPr>
-          <w:t>林前15:25–27</w:t>
-        </w:r>
-      </w:hyperlink>
+      <w:r>
+        <w:rPr>
+          <w:lang w:val="zh_TW" w:bidi="zh_TW"/>
+        </w:rPr>
+        <w:t>林前15:25–27</w:t>
+      </w:r>
       <w:r>
         <w:rPr>
           <w:lang w:val="zh_TW" w:bidi="zh_TW"/>
         </w:rPr>
         <w:t>；</w:t>
       </w:r>
-      <w:hyperlink r:id="rId142">
-        <w:r>
-          <w:rPr>
-            <w:lang w:val="zh_TW" w:bidi="zh_TW"/>
-          </w:rPr>
-          <w:rPr>
-            <w:color w:val="0000EE"/>
-            <w:u w:val="single"/>
-          </w:rPr>
-          <w:t>弗4:7–10</w:t>
-        </w:r>
-      </w:hyperlink>
+      <w:r>
+        <w:rPr>
+          <w:lang w:val="zh_TW" w:bidi="zh_TW"/>
+        </w:rPr>
+        <w:t>弗4:7–10</w:t>
+      </w:r>
       <w:r>
         <w:rPr>
           <w:lang w:val="zh_TW" w:bidi="zh_TW"/>
         </w:rPr>
         <w:t>；</w:t>
       </w:r>
-      <w:hyperlink r:id="rId143">
-        <w:r>
-          <w:rPr>
-            <w:lang w:val="zh_TW" w:bidi="zh_TW"/>
-          </w:rPr>
-          <w:rPr>
-            <w:color w:val="0000EE"/>
-            <w:u w:val="single"/>
-          </w:rPr>
-          <w:t>彼前2:7</w:t>
-        </w:r>
-      </w:hyperlink>
+      <w:r>
+        <w:rPr>
+          <w:lang w:val="zh_TW" w:bidi="zh_TW"/>
+        </w:rPr>
+        <w:t>彼前2:7</w:t>
+      </w:r>
       <w:r>
         <w:rPr>
           <w:lang w:val="zh_TW" w:bidi="zh_TW"/>
         </w:rPr>
         <w:t>）。耶穌進入人類世界，親身經歷了詩篇所描述的模式，包括羞辱、苦難、死亡、伸冤與榮耀。祂是唯一完全得神喜悅的人（</w:t>
       </w:r>
-      <w:hyperlink r:id="rId14">
-        <w:r>
-          <w:rPr>
-            <w:lang w:val="zh_TW" w:bidi="zh_TW"/>
-          </w:rPr>
-          <w:rPr>
-            <w:color w:val="0000EE"/>
-            <w:u w:val="single"/>
-          </w:rPr>
-          <w:t>詩1篇</w:t>
-        </w:r>
-      </w:hyperlink>
+      <w:r>
+        <w:rPr>
+          <w:lang w:val="zh_TW" w:bidi="zh_TW"/>
+        </w:rPr>
+        <w:t>詩1篇</w:t>
+      </w:r>
       <w:r>
         <w:rPr>
           <w:lang w:val="zh_TW" w:bidi="zh_TW"/>
         </w:rPr>
         <w:t>）。祂是彌賽亞和君王（</w:t>
       </w:r>
-      <w:hyperlink r:id="rId15">
-        <w:r>
-          <w:rPr>
-            <w:lang w:val="zh_TW" w:bidi="zh_TW"/>
-          </w:rPr>
-          <w:rPr>
-            <w:color w:val="0000EE"/>
-            <w:u w:val="single"/>
-          </w:rPr>
-          <w:t>詩2篇</w:t>
-        </w:r>
-      </w:hyperlink>
+      <w:r>
+        <w:rPr>
+          <w:lang w:val="zh_TW" w:bidi="zh_TW"/>
+        </w:rPr>
+        <w:t>詩2篇</w:t>
+      </w:r>
       <w:r>
         <w:rPr>
           <w:lang w:val="zh_TW" w:bidi="zh_TW"/>
